--- a/Locust/Locust-Notes-03.docx
+++ b/Locust/Locust-Notes-03.docx
@@ -4,6 +4,9 @@
   <w:body>
     <w:p>
       <w:r>
+        <w:rPr>
+          <w:noProof/>
+        </w:rPr>
         <w:drawing>
           <wp:inline distT="0" distB="0" distL="0" distR="0" wp14:anchorId="6589A2BE" wp14:editId="5318F4ED">
             <wp:extent cx="5943600" cy="2614930"/>
@@ -20,7 +23,7 @@
                     <pic:cNvPicPr/>
                   </pic:nvPicPr>
                   <pic:blipFill>
-                    <a:blip r:embed="rId4"/>
+                    <a:blip r:embed="rId5"/>
                     <a:stretch>
                       <a:fillRect/>
                     </a:stretch>
@@ -54,7 +57,7 @@
       <w:r>
         <w:t xml:space="preserve">For custom arguments: </w:t>
       </w:r>
-      <w:hyperlink r:id="rId5" w:history="1">
+      <w:hyperlink r:id="rId6" w:anchor="custom-arguments" w:history="1">
         <w:r>
           <w:rPr>
             <w:rStyle w:val="Hyperlink"/>
@@ -74,6 +77,1431 @@
         <w:t>==============================================</w:t>
       </w:r>
     </w:p>
+    <w:p>
+      <w:r>
+        <w:lastRenderedPageBreak/>
+        <w:drawing>
+          <wp:inline distT="0" distB="0" distL="0" distR="0" wp14:anchorId="1D2D5170" wp14:editId="53A9173C">
+            <wp:extent cx="5943600" cy="5797550"/>
+            <wp:effectExtent l="0" t="0" r="0" b="0"/>
+            <wp:docPr id="782012759" name="Picture 1"/>
+            <wp:cNvGraphicFramePr>
+              <a:graphicFrameLocks xmlns:a="http://schemas.openxmlformats.org/drawingml/2006/main" noChangeAspect="1"/>
+            </wp:cNvGraphicFramePr>
+            <a:graphic xmlns:a="http://schemas.openxmlformats.org/drawingml/2006/main">
+              <a:graphicData uri="http://schemas.openxmlformats.org/drawingml/2006/picture">
+                <pic:pic xmlns:pic="http://schemas.openxmlformats.org/drawingml/2006/picture">
+                  <pic:nvPicPr>
+                    <pic:cNvPr id="782012759" name=""/>
+                    <pic:cNvPicPr/>
+                  </pic:nvPicPr>
+                  <pic:blipFill>
+                    <a:blip r:embed="rId7"/>
+                    <a:stretch>
+                      <a:fillRect/>
+                    </a:stretch>
+                  </pic:blipFill>
+                  <pic:spPr>
+                    <a:xfrm>
+                      <a:off x="0" y="0"/>
+                      <a:ext cx="5943600" cy="5797550"/>
+                    </a:xfrm>
+                    <a:prstGeom prst="rect">
+                      <a:avLst/>
+                    </a:prstGeom>
+                  </pic:spPr>
+                </pic:pic>
+              </a:graphicData>
+            </a:graphic>
+          </wp:inline>
+        </w:drawing>
+      </w:r>
+    </w:p>
+    <w:p>
+      <w:pPr>
+        <w:ind w:left="720" w:firstLine="720"/>
+      </w:pPr>
+      <w:r>
+        <w:t>==============================================</w:t>
+      </w:r>
+    </w:p>
+    <w:p>
+      <w:r>
+        <w:lastRenderedPageBreak/>
+        <w:drawing>
+          <wp:inline distT="0" distB="0" distL="0" distR="0" wp14:anchorId="1BD96579" wp14:editId="3A45A487">
+            <wp:extent cx="5943600" cy="4331335"/>
+            <wp:effectExtent l="0" t="0" r="0" b="0"/>
+            <wp:docPr id="241338002" name="Picture 1"/>
+            <wp:cNvGraphicFramePr>
+              <a:graphicFrameLocks xmlns:a="http://schemas.openxmlformats.org/drawingml/2006/main" noChangeAspect="1"/>
+            </wp:cNvGraphicFramePr>
+            <a:graphic xmlns:a="http://schemas.openxmlformats.org/drawingml/2006/main">
+              <a:graphicData uri="http://schemas.openxmlformats.org/drawingml/2006/picture">
+                <pic:pic xmlns:pic="http://schemas.openxmlformats.org/drawingml/2006/picture">
+                  <pic:nvPicPr>
+                    <pic:cNvPr id="241338002" name=""/>
+                    <pic:cNvPicPr/>
+                  </pic:nvPicPr>
+                  <pic:blipFill>
+                    <a:blip r:embed="rId8"/>
+                    <a:stretch>
+                      <a:fillRect/>
+                    </a:stretch>
+                  </pic:blipFill>
+                  <pic:spPr>
+                    <a:xfrm>
+                      <a:off x="0" y="0"/>
+                      <a:ext cx="5943600" cy="4331335"/>
+                    </a:xfrm>
+                    <a:prstGeom prst="rect">
+                      <a:avLst/>
+                    </a:prstGeom>
+                  </pic:spPr>
+                </pic:pic>
+              </a:graphicData>
+            </a:graphic>
+          </wp:inline>
+        </w:drawing>
+      </w:r>
+    </w:p>
+    <w:p>
+      <w:r>
+        <w:tab/>
+      </w:r>
+      <w:r>
+        <w:tab/>
+        <w:t>***************************************************</w:t>
+      </w:r>
+    </w:p>
+    <w:tbl>
+      <w:tblPr>
+        <w:tblW w:w="0" w:type="auto"/>
+        <w:tblBorders>
+          <w:top w:val="single" w:sz="6" w:space="0" w:color="E1E4E5"/>
+          <w:left w:val="single" w:sz="6" w:space="0" w:color="E1E4E5"/>
+          <w:bottom w:val="single" w:sz="6" w:space="0" w:color="E1E4E5"/>
+          <w:right w:val="single" w:sz="6" w:space="0" w:color="E1E4E5"/>
+        </w:tblBorders>
+        <w:shd w:val="clear" w:color="auto" w:fill="FCFCFC"/>
+        <w:tblCellMar>
+          <w:top w:w="15" w:type="dxa"/>
+          <w:left w:w="15" w:type="dxa"/>
+          <w:bottom w:w="15" w:type="dxa"/>
+          <w:right w:w="15" w:type="dxa"/>
+        </w:tblCellMar>
+        <w:tblLook w:val="04A0" w:firstRow="1" w:lastRow="0" w:firstColumn="1" w:lastColumn="0" w:noHBand="0" w:noVBand="1"/>
+      </w:tblPr>
+      <w:tblGrid>
+        <w:gridCol w:w="3055"/>
+        <w:gridCol w:w="6294"/>
+      </w:tblGrid>
+      <w:tr>
+        <w:tc>
+          <w:tcPr>
+            <w:tcW w:w="0" w:type="auto"/>
+            <w:tcBorders>
+              <w:left w:val="single" w:sz="2" w:space="0" w:color="E1E4E5"/>
+              <w:bottom w:val="single" w:sz="6" w:space="0" w:color="E1E4E5"/>
+            </w:tcBorders>
+            <w:shd w:val="clear" w:color="auto" w:fill="F3F6F6"/>
+            <w:noWrap/>
+            <w:tcMar>
+              <w:top w:w="120" w:type="dxa"/>
+              <w:left w:w="240" w:type="dxa"/>
+              <w:bottom w:w="120" w:type="dxa"/>
+              <w:right w:w="240" w:type="dxa"/>
+            </w:tcMar>
+            <w:vAlign w:val="center"/>
+            <w:hideMark/>
+          </w:tcPr>
+          <w:p>
+            <w:r>
+              <w:t>Parameter name</w:t>
+            </w:r>
+          </w:p>
+        </w:tc>
+        <w:tc>
+          <w:tcPr>
+            <w:tcW w:w="0" w:type="auto"/>
+            <w:tcBorders>
+              <w:left w:val="single" w:sz="6" w:space="0" w:color="E1E4E5"/>
+              <w:bottom w:val="single" w:sz="6" w:space="0" w:color="E1E4E5"/>
+            </w:tcBorders>
+            <w:shd w:val="clear" w:color="auto" w:fill="F3F6F6"/>
+            <w:noWrap/>
+            <w:tcMar>
+              <w:top w:w="120" w:type="dxa"/>
+              <w:left w:w="240" w:type="dxa"/>
+              <w:bottom w:w="120" w:type="dxa"/>
+              <w:right w:w="240" w:type="dxa"/>
+            </w:tcMar>
+            <w:vAlign w:val="center"/>
+            <w:hideMark/>
+          </w:tcPr>
+          <w:p>
+            <w:r>
+              <w:t>Purpose</w:t>
+            </w:r>
+          </w:p>
+        </w:tc>
+      </w:tr>
+      <w:tr>
+        <w:tc>
+          <w:tcPr>
+            <w:tcW w:w="0" w:type="auto"/>
+            <w:tcBorders>
+              <w:left w:val="single" w:sz="2" w:space="0" w:color="E1E4E5"/>
+              <w:bottom w:val="single" w:sz="6" w:space="0" w:color="E1E4E5"/>
+            </w:tcBorders>
+            <w:noWrap/>
+            <w:tcMar>
+              <w:top w:w="120" w:type="dxa"/>
+              <w:left w:w="240" w:type="dxa"/>
+              <w:bottom w:w="120" w:type="dxa"/>
+              <w:right w:w="240" w:type="dxa"/>
+            </w:tcMar>
+            <w:vAlign w:val="center"/>
+            <w:hideMark/>
+          </w:tcPr>
+          <w:p>
+            <w:proofErr w:type="gramStart"/>
+            <w:r>
+              <w:t>locust.runners</w:t>
+            </w:r>
+            <w:proofErr w:type="gramEnd"/>
+            <w:r>
+              <w:t>.WORKER_LOG_REPORT_INTERVAL</w:t>
+            </w:r>
+          </w:p>
+        </w:tc>
+        <w:tc>
+          <w:tcPr>
+            <w:tcW w:w="0" w:type="auto"/>
+            <w:tcBorders>
+              <w:left w:val="single" w:sz="6" w:space="0" w:color="E1E4E5"/>
+              <w:bottom w:val="single" w:sz="6" w:space="0" w:color="E1E4E5"/>
+            </w:tcBorders>
+            <w:noWrap/>
+            <w:tcMar>
+              <w:top w:w="120" w:type="dxa"/>
+              <w:left w:w="240" w:type="dxa"/>
+              <w:bottom w:w="120" w:type="dxa"/>
+              <w:right w:w="240" w:type="dxa"/>
+            </w:tcMar>
+            <w:vAlign w:val="center"/>
+            <w:hideMark/>
+          </w:tcPr>
+          <w:p>
+            <w:r>
+              <w:t>Interval for how frequently worker logs are reported to</w:t>
+            </w:r>
+            <w:r>
+              <w:t xml:space="preserve"> the </w:t>
+            </w:r>
+            <w:r>
+              <w:t>master. Can be disabled by setting to a negative number</w:t>
+            </w:r>
+          </w:p>
+        </w:tc>
+      </w:tr>
+      <w:tr>
+        <w:tc>
+          <w:tcPr>
+            <w:tcW w:w="0" w:type="auto"/>
+            <w:tcBorders>
+              <w:left w:val="single" w:sz="2" w:space="0" w:color="E1E4E5"/>
+              <w:bottom w:val="single" w:sz="2" w:space="0" w:color="E1E4E5"/>
+            </w:tcBorders>
+            <w:shd w:val="clear" w:color="auto" w:fill="F3F6F6"/>
+            <w:noWrap/>
+            <w:tcMar>
+              <w:top w:w="120" w:type="dxa"/>
+              <w:left w:w="240" w:type="dxa"/>
+              <w:bottom w:w="120" w:type="dxa"/>
+              <w:right w:w="240" w:type="dxa"/>
+            </w:tcMar>
+            <w:vAlign w:val="center"/>
+            <w:hideMark/>
+          </w:tcPr>
+          <w:p>
+            <w:proofErr w:type="gramStart"/>
+            <w:r>
+              <w:t>locust.web.HOST</w:t>
+            </w:r>
+            <w:proofErr w:type="gramEnd"/>
+            <w:r>
+              <w:t>_IS_REQUIRED</w:t>
+            </w:r>
+          </w:p>
+        </w:tc>
+        <w:tc>
+          <w:tcPr>
+            <w:tcW w:w="0" w:type="auto"/>
+            <w:tcBorders>
+              <w:left w:val="single" w:sz="6" w:space="0" w:color="E1E4E5"/>
+              <w:bottom w:val="single" w:sz="2" w:space="0" w:color="E1E4E5"/>
+            </w:tcBorders>
+            <w:shd w:val="clear" w:color="auto" w:fill="F3F6F6"/>
+            <w:noWrap/>
+            <w:tcMar>
+              <w:top w:w="120" w:type="dxa"/>
+              <w:left w:w="240" w:type="dxa"/>
+              <w:bottom w:w="120" w:type="dxa"/>
+              <w:right w:w="240" w:type="dxa"/>
+            </w:tcMar>
+            <w:vAlign w:val="center"/>
+            <w:hideMark/>
+          </w:tcPr>
+          <w:p>
+            <w:r>
+              <w:t>Makes the host field for the webui required</w:t>
+            </w:r>
+          </w:p>
+        </w:tc>
+      </w:tr>
+    </w:tbl>
+    <w:p>
+      <w:pPr>
+        <w:ind w:left="720" w:firstLine="720"/>
+      </w:pPr>
+      <w:r>
+        <w:t>***************************************************</w:t>
+      </w:r>
+    </w:p>
+    <w:p>
+      <w:r>
+        <w:lastRenderedPageBreak/>
+        <w:drawing>
+          <wp:inline distT="0" distB="0" distL="0" distR="0" wp14:anchorId="007109D2" wp14:editId="3B23B963">
+            <wp:extent cx="5943600" cy="3011170"/>
+            <wp:effectExtent l="0" t="0" r="0" b="0"/>
+            <wp:docPr id="1110179628" name="Picture 1"/>
+            <wp:cNvGraphicFramePr>
+              <a:graphicFrameLocks xmlns:a="http://schemas.openxmlformats.org/drawingml/2006/main" noChangeAspect="1"/>
+            </wp:cNvGraphicFramePr>
+            <a:graphic xmlns:a="http://schemas.openxmlformats.org/drawingml/2006/main">
+              <a:graphicData uri="http://schemas.openxmlformats.org/drawingml/2006/picture">
+                <pic:pic xmlns:pic="http://schemas.openxmlformats.org/drawingml/2006/picture">
+                  <pic:nvPicPr>
+                    <pic:cNvPr id="1110179628" name=""/>
+                    <pic:cNvPicPr/>
+                  </pic:nvPicPr>
+                  <pic:blipFill>
+                    <a:blip r:embed="rId9"/>
+                    <a:stretch>
+                      <a:fillRect/>
+                    </a:stretch>
+                  </pic:blipFill>
+                  <pic:spPr>
+                    <a:xfrm>
+                      <a:off x="0" y="0"/>
+                      <a:ext cx="5943600" cy="3011170"/>
+                    </a:xfrm>
+                    <a:prstGeom prst="rect">
+                      <a:avLst/>
+                    </a:prstGeom>
+                  </pic:spPr>
+                </pic:pic>
+              </a:graphicData>
+            </a:graphic>
+          </wp:inline>
+        </w:drawing>
+      </w:r>
+    </w:p>
+    <w:p>
+      <w:pPr>
+        <w:ind w:left="720" w:firstLine="720"/>
+      </w:pPr>
+      <w:r>
+        <w:t>***************************************************</w:t>
+      </w:r>
+    </w:p>
+    <w:p>
+      <w:pPr>
+        <w:rPr>
+          <w:rFonts w:ascii="Sakkal Majalla" w:hAnsi="Sakkal Majalla" w:cs="Sakkal Majalla"/>
+          <w:b/>
+          <w:bCs/>
+          <w:sz w:val="28"/>
+          <w:szCs w:val="28"/>
+        </w:rPr>
+      </w:pPr>
+      <w:r>
+        <w:rPr>
+          <w:rFonts w:ascii="Sakkal Majalla" w:hAnsi="Sakkal Majalla" w:cs="Sakkal Majalla"/>
+          <w:b/>
+          <w:bCs/>
+          <w:sz w:val="28"/>
+          <w:szCs w:val="28"/>
+        </w:rPr>
+        <w:t>What are open and closed workload models?</w:t>
+      </w:r>
+    </w:p>
+    <w:p>
+      <w:pPr>
+        <w:rPr>
+          <w:rFonts w:ascii="Sakkal Majalla" w:hAnsi="Sakkal Majalla" w:cs="Sakkal Majalla"/>
+          <w:sz w:val="28"/>
+          <w:szCs w:val="28"/>
+        </w:rPr>
+      </w:pPr>
+      <w:r>
+        <w:rPr>
+          <w:rFonts w:ascii="Sakkal Majalla" w:hAnsi="Sakkal Majalla" w:cs="Sakkal Majalla"/>
+          <w:sz w:val="28"/>
+          <w:szCs w:val="28"/>
+        </w:rPr>
+        <w:t>Open and closed workload models are two different ways to define the load on your system.</w:t>
+      </w:r>
+    </w:p>
+    <w:p>
+      <w:pPr>
+        <w:rPr>
+          <w:rFonts w:ascii="Sakkal Majalla" w:hAnsi="Sakkal Majalla" w:cs="Sakkal Majalla"/>
+          <w:sz w:val="28"/>
+          <w:szCs w:val="28"/>
+        </w:rPr>
+      </w:pPr>
+      <w:r>
+        <w:rPr>
+          <w:rFonts w:ascii="Sakkal Majalla" w:hAnsi="Sakkal Majalla" w:cs="Sakkal Majalla"/>
+          <w:b/>
+          <w:bCs/>
+          <w:color w:val="3A7C22" w:themeColor="accent6" w:themeShade="BF"/>
+          <w:sz w:val="28"/>
+          <w:szCs w:val="28"/>
+        </w:rPr>
+        <w:t>In an open workload</w:t>
+      </w:r>
+      <w:r>
+        <w:rPr>
+          <w:rFonts w:ascii="Sakkal Majalla" w:hAnsi="Sakkal Majalla" w:cs="Sakkal Majalla"/>
+          <w:sz w:val="28"/>
+          <w:szCs w:val="28"/>
+        </w:rPr>
+        <w:t xml:space="preserve">, requests are </w:t>
+      </w:r>
+      <w:r>
+        <w:rPr>
+          <w:rFonts w:ascii="Sakkal Majalla" w:hAnsi="Sakkal Majalla" w:cs="Sakkal Majalla"/>
+          <w:b/>
+          <w:bCs/>
+          <w:color w:val="3A7C22" w:themeColor="accent6" w:themeShade="BF"/>
+          <w:sz w:val="28"/>
+          <w:szCs w:val="28"/>
+        </w:rPr>
+        <w:t>sent at a certain </w:t>
+      </w:r>
+      <w:r>
+        <w:rPr>
+          <w:rFonts w:ascii="Sakkal Majalla" w:hAnsi="Sakkal Majalla" w:cs="Sakkal Majalla"/>
+          <w:b/>
+          <w:bCs/>
+          <w:i/>
+          <w:iCs/>
+          <w:color w:val="3A7C22" w:themeColor="accent6" w:themeShade="BF"/>
+          <w:sz w:val="28"/>
+          <w:szCs w:val="28"/>
+        </w:rPr>
+        <w:t>rate</w:t>
+      </w:r>
+      <w:r>
+        <w:rPr>
+          <w:rFonts w:ascii="Sakkal Majalla" w:hAnsi="Sakkal Majalla" w:cs="Sakkal Majalla"/>
+          <w:sz w:val="28"/>
+          <w:szCs w:val="28"/>
+        </w:rPr>
+        <w:t>, regardless of the system’s response times or the number of requests currently being processed.</w:t>
+      </w:r>
+    </w:p>
+    <w:p>
+      <w:pPr>
+        <w:rPr>
+          <w:rFonts w:ascii="Sakkal Majalla" w:hAnsi="Sakkal Majalla" w:cs="Sakkal Majalla"/>
+          <w:sz w:val="28"/>
+          <w:szCs w:val="28"/>
+        </w:rPr>
+      </w:pPr>
+      <w:r>
+        <w:rPr>
+          <w:rFonts w:ascii="Sakkal Majalla" w:hAnsi="Sakkal Majalla" w:cs="Sakkal Majalla"/>
+          <w:b/>
+          <w:bCs/>
+          <w:color w:val="3A7C22" w:themeColor="accent6" w:themeShade="BF"/>
+          <w:sz w:val="28"/>
+          <w:szCs w:val="28"/>
+        </w:rPr>
+        <w:t>In a closed workload</w:t>
+      </w:r>
+      <w:r>
+        <w:rPr>
+          <w:rFonts w:ascii="Sakkal Majalla" w:hAnsi="Sakkal Majalla" w:cs="Sakkal Majalla"/>
+          <w:sz w:val="28"/>
+          <w:szCs w:val="28"/>
+        </w:rPr>
+        <w:t xml:space="preserve">, </w:t>
+      </w:r>
+      <w:r>
+        <w:rPr>
+          <w:rFonts w:ascii="Sakkal Majalla" w:hAnsi="Sakkal Majalla" w:cs="Sakkal Majalla"/>
+          <w:b/>
+          <w:bCs/>
+          <w:color w:val="3A7C22" w:themeColor="accent6" w:themeShade="BF"/>
+          <w:sz w:val="28"/>
+          <w:szCs w:val="28"/>
+        </w:rPr>
+        <w:t>only a certain number of </w:t>
+      </w:r>
+      <w:r>
+        <w:rPr>
+          <w:rFonts w:ascii="Sakkal Majalla" w:hAnsi="Sakkal Majalla" w:cs="Sakkal Majalla"/>
+          <w:b/>
+          <w:bCs/>
+          <w:i/>
+          <w:iCs/>
+          <w:color w:val="3A7C22" w:themeColor="accent6" w:themeShade="BF"/>
+          <w:sz w:val="28"/>
+          <w:szCs w:val="28"/>
+        </w:rPr>
+        <w:t>concurrent</w:t>
+      </w:r>
+      <w:r>
+        <w:rPr>
+          <w:rFonts w:ascii="Sakkal Majalla" w:hAnsi="Sakkal Majalla" w:cs="Sakkal Majalla"/>
+          <w:b/>
+          <w:bCs/>
+          <w:color w:val="3A7C22" w:themeColor="accent6" w:themeShade="BF"/>
+          <w:sz w:val="28"/>
+          <w:szCs w:val="28"/>
+        </w:rPr>
+        <w:t> </w:t>
+      </w:r>
+      <w:r>
+        <w:rPr>
+          <w:rFonts w:ascii="Sakkal Majalla" w:hAnsi="Sakkal Majalla" w:cs="Sakkal Majalla"/>
+          <w:b/>
+          <w:bCs/>
+          <w:i/>
+          <w:iCs/>
+          <w:color w:val="3A7C22" w:themeColor="accent6" w:themeShade="BF"/>
+          <w:sz w:val="28"/>
+          <w:szCs w:val="28"/>
+        </w:rPr>
+        <w:t>users</w:t>
+      </w:r>
+      <w:r>
+        <w:rPr>
+          <w:rFonts w:ascii="Sakkal Majalla" w:hAnsi="Sakkal Majalla" w:cs="Sakkal Majalla"/>
+          <w:b/>
+          <w:bCs/>
+          <w:color w:val="3A7C22" w:themeColor="accent6" w:themeShade="BF"/>
+          <w:sz w:val="28"/>
+          <w:szCs w:val="28"/>
+        </w:rPr>
+        <w:t> are running</w:t>
+      </w:r>
+      <w:r>
+        <w:rPr>
+          <w:rFonts w:ascii="Sakkal Majalla" w:hAnsi="Sakkal Majalla" w:cs="Sakkal Majalla"/>
+          <w:sz w:val="28"/>
+          <w:szCs w:val="28"/>
+        </w:rPr>
+        <w:t>, and the request rate is implicitly limited by the response times of your system, because a user can’t trigger a new request until the previous one has completed.</w:t>
+      </w:r>
+    </w:p>
+    <w:p>
+      <w:pPr>
+        <w:ind w:left="720" w:firstLine="720"/>
+      </w:pPr>
+      <w:r>
+        <w:t>***************************************************</w:t>
+      </w:r>
+    </w:p>
+    <w:p>
+      <w:pPr>
+        <w:rPr>
+          <w:rFonts w:ascii="Sakkal Majalla" w:hAnsi="Sakkal Majalla" w:cs="Sakkal Majalla"/>
+          <w:sz w:val="28"/>
+          <w:szCs w:val="28"/>
+        </w:rPr>
+      </w:pPr>
+    </w:p>
+    <w:p>
+      <w:pPr>
+        <w:rPr>
+          <w:rFonts w:ascii="Sakkal Majalla" w:hAnsi="Sakkal Majalla" w:cs="Sakkal Majalla"/>
+          <w:sz w:val="28"/>
+          <w:szCs w:val="28"/>
+        </w:rPr>
+      </w:pPr>
+    </w:p>
+    <w:p>
+      <w:pPr>
+        <w:rPr>
+          <w:rFonts w:ascii="Sakkal Majalla" w:hAnsi="Sakkal Majalla" w:cs="Sakkal Majalla"/>
+          <w:sz w:val="28"/>
+          <w:szCs w:val="28"/>
+        </w:rPr>
+      </w:pPr>
+    </w:p>
+    <w:p>
+      <w:pPr>
+        <w:rPr>
+          <w:rFonts w:ascii="Sakkal Majalla" w:hAnsi="Sakkal Majalla" w:cs="Sakkal Majalla"/>
+          <w:sz w:val="28"/>
+          <w:szCs w:val="28"/>
+        </w:rPr>
+      </w:pPr>
+    </w:p>
+    <w:p>
+      <w:pPr>
+        <w:rPr>
+          <w:rFonts w:ascii="Sakkal Majalla" w:hAnsi="Sakkal Majalla" w:cs="Sakkal Majalla"/>
+          <w:sz w:val="28"/>
+          <w:szCs w:val="28"/>
+        </w:rPr>
+      </w:pPr>
+      <w:r>
+        <w:rPr>
+          <w:rFonts w:ascii="Sakkal Majalla" w:hAnsi="Sakkal Majalla" w:cs="Sakkal Majalla"/>
+          <w:sz w:val="28"/>
+          <w:szCs w:val="28"/>
+        </w:rPr>
+        <w:lastRenderedPageBreak/>
+        <w:t xml:space="preserve">The primary result/outcome variable of </w:t>
+      </w:r>
+      <w:r>
+        <w:rPr>
+          <w:rFonts w:ascii="Sakkal Majalla" w:hAnsi="Sakkal Majalla" w:cs="Sakkal Majalla"/>
+          <w:sz w:val="28"/>
+          <w:szCs w:val="28"/>
+        </w:rPr>
+        <w:t xml:space="preserve">the </w:t>
+      </w:r>
+      <w:r>
+        <w:rPr>
+          <w:rFonts w:ascii="Sakkal Majalla" w:hAnsi="Sakkal Majalla" w:cs="Sakkal Majalla"/>
+          <w:sz w:val="28"/>
+          <w:szCs w:val="28"/>
+        </w:rPr>
+        <w:t>closed workload test is achieved throughput, typically measured in requests or transactions per second.</w:t>
+      </w:r>
+    </w:p>
+    <w:p>
+      <w:pPr>
+        <w:rPr>
+          <w:rFonts w:ascii="Sakkal Majalla" w:hAnsi="Sakkal Majalla" w:cs="Sakkal Majalla"/>
+          <w:sz w:val="28"/>
+          <w:szCs w:val="28"/>
+        </w:rPr>
+      </w:pPr>
+    </w:p>
+    <w:p>
+      <w:pPr>
+        <w:rPr>
+          <w:rFonts w:ascii="Sakkal Majalla" w:hAnsi="Sakkal Majalla" w:cs="Sakkal Majalla"/>
+          <w:sz w:val="28"/>
+          <w:szCs w:val="28"/>
+        </w:rPr>
+      </w:pPr>
+      <w:r>
+        <w:rPr>
+          <w:rFonts w:ascii="Sakkal Majalla" w:hAnsi="Sakkal Majalla" w:cs="Sakkal Majalla"/>
+          <w:color w:val="0070C0"/>
+          <w:sz w:val="28"/>
+          <w:szCs w:val="28"/>
+        </w:rPr>
+        <w:t xml:space="preserve">class </w:t>
+      </w:r>
+      <w:proofErr w:type="gramStart"/>
+      <w:r>
+        <w:rPr>
+          <w:rFonts w:ascii="Sakkal Majalla" w:hAnsi="Sakkal Majalla" w:cs="Sakkal Majalla"/>
+          <w:b/>
+          <w:bCs/>
+          <w:color w:val="C00000"/>
+          <w:sz w:val="28"/>
+          <w:szCs w:val="28"/>
+        </w:rPr>
+        <w:t>ClosedWorkload</w:t>
+      </w:r>
+      <w:r>
+        <w:rPr>
+          <w:rFonts w:ascii="Sakkal Majalla" w:hAnsi="Sakkal Majalla" w:cs="Sakkal Majalla"/>
+          <w:sz w:val="28"/>
+          <w:szCs w:val="28"/>
+        </w:rPr>
+        <w:t>(</w:t>
+      </w:r>
+      <w:proofErr w:type="gramEnd"/>
+      <w:r>
+        <w:rPr>
+          <w:rFonts w:ascii="Sakkal Majalla" w:hAnsi="Sakkal Majalla" w:cs="Sakkal Majalla"/>
+          <w:color w:val="0070C0"/>
+          <w:sz w:val="28"/>
+          <w:szCs w:val="28"/>
+        </w:rPr>
+        <w:t>HttpUser</w:t>
+      </w:r>
+      <w:r>
+        <w:rPr>
+          <w:rFonts w:ascii="Sakkal Majalla" w:hAnsi="Sakkal Majalla" w:cs="Sakkal Majalla"/>
+          <w:sz w:val="28"/>
+          <w:szCs w:val="28"/>
+        </w:rPr>
+        <w:t>):</w:t>
+      </w:r>
+    </w:p>
+    <w:p>
+      <w:pPr>
+        <w:rPr>
+          <w:rFonts w:ascii="Sakkal Majalla" w:hAnsi="Sakkal Majalla" w:cs="Sakkal Majalla"/>
+          <w:sz w:val="28"/>
+          <w:szCs w:val="28"/>
+        </w:rPr>
+      </w:pPr>
+      <w:r>
+        <w:rPr>
+          <w:rFonts w:ascii="Sakkal Majalla" w:hAnsi="Sakkal Majalla" w:cs="Sakkal Majalla"/>
+          <w:sz w:val="28"/>
+          <w:szCs w:val="28"/>
+        </w:rPr>
+        <w:t xml:space="preserve">    </w:t>
+      </w:r>
+      <w:r>
+        <w:rPr>
+          <w:rFonts w:ascii="Sakkal Majalla" w:hAnsi="Sakkal Majalla" w:cs="Sakkal Majalla"/>
+          <w:color w:val="0070C0"/>
+          <w:sz w:val="28"/>
+          <w:szCs w:val="28"/>
+        </w:rPr>
+        <w:t xml:space="preserve">wait_time </w:t>
+      </w:r>
+      <w:r>
+        <w:rPr>
+          <w:rFonts w:ascii="Sakkal Majalla" w:hAnsi="Sakkal Majalla" w:cs="Sakkal Majalla"/>
+          <w:sz w:val="28"/>
+          <w:szCs w:val="28"/>
+        </w:rPr>
+        <w:t xml:space="preserve">= </w:t>
+      </w:r>
+      <w:proofErr w:type="gramStart"/>
+      <w:r>
+        <w:rPr>
+          <w:rFonts w:ascii="Sakkal Majalla" w:hAnsi="Sakkal Majalla" w:cs="Sakkal Majalla"/>
+          <w:b/>
+          <w:bCs/>
+          <w:color w:val="C00000"/>
+          <w:sz w:val="28"/>
+          <w:szCs w:val="28"/>
+        </w:rPr>
+        <w:t>constant</w:t>
+      </w:r>
+      <w:r>
+        <w:rPr>
+          <w:rFonts w:ascii="Sakkal Majalla" w:hAnsi="Sakkal Majalla" w:cs="Sakkal Majalla"/>
+          <w:sz w:val="28"/>
+          <w:szCs w:val="28"/>
+        </w:rPr>
+        <w:t>(</w:t>
+      </w:r>
+      <w:proofErr w:type="gramEnd"/>
+      <w:r>
+        <w:rPr>
+          <w:rFonts w:ascii="Sakkal Majalla" w:hAnsi="Sakkal Majalla" w:cs="Sakkal Majalla"/>
+          <w:sz w:val="28"/>
+          <w:szCs w:val="28"/>
+        </w:rPr>
+        <w:t xml:space="preserve">10) </w:t>
+      </w:r>
+      <w:r>
+        <w:rPr>
+          <w:rFonts w:ascii="Sakkal Majalla" w:hAnsi="Sakkal Majalla" w:cs="Sakkal Majalla"/>
+          <w:color w:val="3A7C22" w:themeColor="accent6" w:themeShade="BF"/>
+          <w:sz w:val="28"/>
+          <w:szCs w:val="28"/>
+        </w:rPr>
+        <w:t># sleep 10s after each task, regardless of execution time</w:t>
+      </w:r>
+    </w:p>
+    <w:p>
+      <w:pPr>
+        <w:rPr>
+          <w:rFonts w:ascii="Sakkal Majalla" w:hAnsi="Sakkal Majalla" w:cs="Sakkal Majalla"/>
+          <w:sz w:val="28"/>
+          <w:szCs w:val="28"/>
+        </w:rPr>
+      </w:pPr>
+      <w:r>
+        <w:rPr>
+          <w:rFonts w:ascii="Sakkal Majalla" w:hAnsi="Sakkal Majalla" w:cs="Sakkal Majalla"/>
+          <w:sz w:val="28"/>
+          <w:szCs w:val="28"/>
+        </w:rPr>
+        <w:t xml:space="preserve">    </w:t>
+      </w:r>
+      <w:r>
+        <w:rPr>
+          <w:rFonts w:ascii="Sakkal Majalla" w:hAnsi="Sakkal Majalla" w:cs="Sakkal Majalla"/>
+          <w:color w:val="0070C0"/>
+          <w:sz w:val="28"/>
+          <w:szCs w:val="28"/>
+        </w:rPr>
+        <w:t xml:space="preserve">@task </w:t>
+      </w:r>
+    </w:p>
+    <w:p>
+      <w:pPr>
+        <w:rPr>
+          <w:rFonts w:ascii="Sakkal Majalla" w:hAnsi="Sakkal Majalla" w:cs="Sakkal Majalla"/>
+          <w:sz w:val="28"/>
+          <w:szCs w:val="28"/>
+        </w:rPr>
+      </w:pPr>
+      <w:r>
+        <w:rPr>
+          <w:rFonts w:ascii="Sakkal Majalla" w:hAnsi="Sakkal Majalla" w:cs="Sakkal Majalla"/>
+          <w:sz w:val="28"/>
+          <w:szCs w:val="28"/>
+        </w:rPr>
+        <w:t xml:space="preserve">    </w:t>
+      </w:r>
+      <w:r>
+        <w:rPr>
+          <w:rFonts w:ascii="Sakkal Majalla" w:hAnsi="Sakkal Majalla" w:cs="Sakkal Majalla"/>
+          <w:color w:val="0070C0"/>
+          <w:sz w:val="28"/>
+          <w:szCs w:val="28"/>
+        </w:rPr>
+        <w:t xml:space="preserve">def </w:t>
+      </w:r>
+      <w:r>
+        <w:rPr>
+          <w:rFonts w:ascii="Sakkal Majalla" w:hAnsi="Sakkal Majalla" w:cs="Sakkal Majalla"/>
+          <w:b/>
+          <w:bCs/>
+          <w:color w:val="C00000"/>
+          <w:sz w:val="28"/>
+          <w:szCs w:val="28"/>
+        </w:rPr>
+        <w:t>my_task</w:t>
+      </w:r>
+      <w:r>
+        <w:rPr>
+          <w:rFonts w:ascii="Sakkal Majalla" w:hAnsi="Sakkal Majalla" w:cs="Sakkal Majalla"/>
+          <w:sz w:val="28"/>
+          <w:szCs w:val="28"/>
+        </w:rPr>
+        <w:t>(</w:t>
+      </w:r>
+      <w:r>
+        <w:rPr>
+          <w:rFonts w:ascii="Sakkal Majalla" w:hAnsi="Sakkal Majalla" w:cs="Sakkal Majalla"/>
+          <w:color w:val="0070C0"/>
+          <w:sz w:val="28"/>
+          <w:szCs w:val="28"/>
+        </w:rPr>
+        <w:t>self</w:t>
+      </w:r>
+      <w:r>
+        <w:rPr>
+          <w:rFonts w:ascii="Sakkal Majalla" w:hAnsi="Sakkal Majalla" w:cs="Sakkal Majalla"/>
+          <w:sz w:val="28"/>
+          <w:szCs w:val="28"/>
+        </w:rPr>
+        <w:t>):</w:t>
+      </w:r>
+    </w:p>
+    <w:p>
+      <w:pPr>
+        <w:rPr>
+          <w:rFonts w:ascii="Sakkal Majalla" w:hAnsi="Sakkal Majalla" w:cs="Sakkal Majalla"/>
+          <w:sz w:val="28"/>
+          <w:szCs w:val="28"/>
+        </w:rPr>
+      </w:pPr>
+      <w:r>
+        <w:rPr>
+          <w:rFonts w:ascii="Sakkal Majalla" w:hAnsi="Sakkal Majalla" w:cs="Sakkal Majalla"/>
+          <w:sz w:val="28"/>
+          <w:szCs w:val="28"/>
+        </w:rPr>
+        <w:t xml:space="preserve">        ...</w:t>
+      </w:r>
+    </w:p>
+    <w:p>
+      <w:pPr>
+        <w:ind w:left="720" w:firstLine="720"/>
+      </w:pPr>
+      <w:r>
+        <w:t>***************************************************</w:t>
+      </w:r>
+    </w:p>
+    <w:p>
+      <w:r>
+        <w:lastRenderedPageBreak/>
+        <w:drawing>
+          <wp:inline distT="0" distB="0" distL="0" distR="0" wp14:anchorId="66C3A781" wp14:editId="3800B21F">
+            <wp:extent cx="5943600" cy="6191250"/>
+            <wp:effectExtent l="0" t="0" r="0" b="0"/>
+            <wp:docPr id="376799760" name="Picture 1"/>
+            <wp:cNvGraphicFramePr>
+              <a:graphicFrameLocks xmlns:a="http://schemas.openxmlformats.org/drawingml/2006/main" noChangeAspect="1"/>
+            </wp:cNvGraphicFramePr>
+            <a:graphic xmlns:a="http://schemas.openxmlformats.org/drawingml/2006/main">
+              <a:graphicData uri="http://schemas.openxmlformats.org/drawingml/2006/picture">
+                <pic:pic xmlns:pic="http://schemas.openxmlformats.org/drawingml/2006/picture">
+                  <pic:nvPicPr>
+                    <pic:cNvPr id="376799760" name=""/>
+                    <pic:cNvPicPr/>
+                  </pic:nvPicPr>
+                  <pic:blipFill>
+                    <a:blip r:embed="rId10"/>
+                    <a:stretch>
+                      <a:fillRect/>
+                    </a:stretch>
+                  </pic:blipFill>
+                  <pic:spPr>
+                    <a:xfrm>
+                      <a:off x="0" y="0"/>
+                      <a:ext cx="5943600" cy="6191250"/>
+                    </a:xfrm>
+                    <a:prstGeom prst="rect">
+                      <a:avLst/>
+                    </a:prstGeom>
+                  </pic:spPr>
+                </pic:pic>
+              </a:graphicData>
+            </a:graphic>
+          </wp:inline>
+        </w:drawing>
+      </w:r>
+    </w:p>
+    <w:p>
+      <w:pPr>
+        <w:ind w:left="720" w:firstLine="720"/>
+      </w:pPr>
+      <w:r>
+        <w:t>***************************************************</w:t>
+      </w:r>
+    </w:p>
+    <w:p>
+      <w:r>
+        <w:lastRenderedPageBreak/>
+        <w:drawing>
+          <wp:inline distT="0" distB="0" distL="0" distR="0" wp14:anchorId="10BDA483" wp14:editId="3E545C9F">
+            <wp:extent cx="5943600" cy="2755900"/>
+            <wp:effectExtent l="0" t="0" r="0" b="6350"/>
+            <wp:docPr id="779965245" name="Picture 1"/>
+            <wp:cNvGraphicFramePr>
+              <a:graphicFrameLocks xmlns:a="http://schemas.openxmlformats.org/drawingml/2006/main" noChangeAspect="1"/>
+            </wp:cNvGraphicFramePr>
+            <a:graphic xmlns:a="http://schemas.openxmlformats.org/drawingml/2006/main">
+              <a:graphicData uri="http://schemas.openxmlformats.org/drawingml/2006/picture">
+                <pic:pic xmlns:pic="http://schemas.openxmlformats.org/drawingml/2006/picture">
+                  <pic:nvPicPr>
+                    <pic:cNvPr id="779965245" name=""/>
+                    <pic:cNvPicPr/>
+                  </pic:nvPicPr>
+                  <pic:blipFill>
+                    <a:blip r:embed="rId11"/>
+                    <a:stretch>
+                      <a:fillRect/>
+                    </a:stretch>
+                  </pic:blipFill>
+                  <pic:spPr>
+                    <a:xfrm>
+                      <a:off x="0" y="0"/>
+                      <a:ext cx="5943600" cy="2755900"/>
+                    </a:xfrm>
+                    <a:prstGeom prst="rect">
+                      <a:avLst/>
+                    </a:prstGeom>
+                  </pic:spPr>
+                </pic:pic>
+              </a:graphicData>
+            </a:graphic>
+          </wp:inline>
+        </w:drawing>
+      </w:r>
+    </w:p>
+    <w:p>
+      <w:pPr>
+        <w:ind w:left="720" w:firstLine="720"/>
+      </w:pPr>
+      <w:r>
+        <w:t>***************************************************</w:t>
+      </w:r>
+    </w:p>
+    <w:p>
+      <w:pPr>
+        <w:rPr>
+          <w:i/>
+          <w:iCs/>
+        </w:rPr>
+      </w:pPr>
+      <w:r>
+        <w:t>Open workload is the </w:t>
+      </w:r>
+      <w:hyperlink r:id="rId12" w:tgtFrame="_blank" w:history="1">
+        <w:r>
+          <w:rPr>
+            <w:rStyle w:val="Hyperlink"/>
+          </w:rPr>
+          <w:t>honey badger</w:t>
+        </w:r>
+      </w:hyperlink>
+      <w:r>
+        <w:t xml:space="preserve"> of load tests — it doesn’t care about response times and keeps going at the pace you told it to. </w:t>
+      </w:r>
+      <w:r>
+        <w:rPr>
+          <w:b/>
+          <w:bCs/>
+          <w:color w:val="BF4E14" w:themeColor="accent2" w:themeShade="BF"/>
+        </w:rPr>
+        <w:t>In an open load test</w:t>
+      </w:r>
+      <w:r>
+        <w:t>,</w:t>
+      </w:r>
+      <w:r>
+        <w:t xml:space="preserve"> </w:t>
+      </w:r>
+      <w:r>
+        <w:rPr>
+          <w:b/>
+          <w:bCs/>
+          <w:color w:val="BF4E14" w:themeColor="accent2" w:themeShade="BF"/>
+        </w:rPr>
+        <w:t>you might target 80 transactions per second</w:t>
+      </w:r>
+      <w:r>
+        <w:t xml:space="preserve">, with an uncapped or </w:t>
+      </w:r>
+      <w:r>
+        <w:rPr>
+          <w:b/>
+          <w:bCs/>
+          <w:color w:val="BF4E14" w:themeColor="accent2" w:themeShade="BF"/>
+        </w:rPr>
+        <w:t>very large number of concurrent users</w:t>
+      </w:r>
+      <w:r>
+        <w:t>. It is sometimes referred to as </w:t>
+      </w:r>
+      <w:r>
+        <w:t xml:space="preserve">the </w:t>
+      </w:r>
+      <w:r>
+        <w:rPr>
+          <w:i/>
+          <w:iCs/>
+        </w:rPr>
+        <w:t>arrival rate.</w:t>
+      </w:r>
+    </w:p>
+    <w:p>
+      <w:pPr>
+        <w:ind w:left="720" w:firstLine="720"/>
+      </w:pPr>
+      <w:r>
+        <w:t>***************************************************</w:t>
+      </w:r>
+    </w:p>
+    <w:p>
+      <w:pPr>
+        <w:rPr>
+          <w:rFonts w:ascii="Sakkal Majalla" w:hAnsi="Sakkal Majalla" w:cs="Sakkal Majalla"/>
+          <w:i/>
+          <w:iCs/>
+          <w:sz w:val="28"/>
+          <w:szCs w:val="28"/>
+        </w:rPr>
+      </w:pPr>
+      <w:r>
+        <w:rPr>
+          <w:rFonts w:ascii="Sakkal Majalla" w:hAnsi="Sakkal Majalla" w:cs="Sakkal Majalla"/>
+          <w:i/>
+          <w:iCs/>
+          <w:sz w:val="28"/>
+          <w:szCs w:val="28"/>
+        </w:rPr>
+        <w:t xml:space="preserve">The </w:t>
+      </w:r>
+      <w:r>
+        <w:rPr>
+          <w:rFonts w:ascii="Sakkal Majalla" w:hAnsi="Sakkal Majalla" w:cs="Sakkal Majalla"/>
+          <w:b/>
+          <w:bCs/>
+          <w:i/>
+          <w:iCs/>
+          <w:color w:val="0070C0"/>
+          <w:sz w:val="28"/>
+          <w:szCs w:val="28"/>
+        </w:rPr>
+        <w:t>primary result/outcome</w:t>
+      </w:r>
+      <w:r>
+        <w:rPr>
+          <w:rFonts w:ascii="Sakkal Majalla" w:hAnsi="Sakkal Majalla" w:cs="Sakkal Majalla"/>
+          <w:i/>
+          <w:iCs/>
+          <w:color w:val="0070C0"/>
+          <w:sz w:val="28"/>
+          <w:szCs w:val="28"/>
+        </w:rPr>
+        <w:t xml:space="preserve"> </w:t>
+      </w:r>
+      <w:r>
+        <w:rPr>
+          <w:rFonts w:ascii="Sakkal Majalla" w:hAnsi="Sakkal Majalla" w:cs="Sakkal Majalla"/>
+          <w:i/>
+          <w:iCs/>
+          <w:sz w:val="28"/>
+          <w:szCs w:val="28"/>
+        </w:rPr>
+        <w:t xml:space="preserve">variable of a load test using an open workload is response times, </w:t>
+      </w:r>
+      <w:r>
+        <w:rPr>
+          <w:rFonts w:ascii="Sakkal Majalla" w:hAnsi="Sakkal Majalla" w:cs="Sakkal Majalla"/>
+          <w:b/>
+          <w:bCs/>
+          <w:i/>
+          <w:iCs/>
+          <w:color w:val="0070C0"/>
+          <w:sz w:val="28"/>
+          <w:szCs w:val="28"/>
+        </w:rPr>
+        <w:t>typically measured in milliseconds or seconds</w:t>
+      </w:r>
+      <w:r>
+        <w:rPr>
+          <w:rFonts w:ascii="Sakkal Majalla" w:hAnsi="Sakkal Majalla" w:cs="Sakkal Majalla"/>
+          <w:i/>
+          <w:iCs/>
+          <w:sz w:val="28"/>
+          <w:szCs w:val="28"/>
+        </w:rPr>
+        <w:t>.</w:t>
+      </w:r>
+    </w:p>
+    <w:p>
+      <w:pPr>
+        <w:ind w:left="720" w:firstLine="720"/>
+      </w:pPr>
+      <w:r>
+        <w:t>***************************************************</w:t>
+      </w:r>
+    </w:p>
+    <w:p>
+      <w:r>
+        <w:lastRenderedPageBreak/>
+        <w:drawing>
+          <wp:inline distT="0" distB="0" distL="0" distR="0" wp14:anchorId="009AF780" wp14:editId="0C4928B7">
+            <wp:extent cx="5943600" cy="3133090"/>
+            <wp:effectExtent l="0" t="0" r="0" b="0"/>
+            <wp:docPr id="501710794" name="Picture 1"/>
+            <wp:cNvGraphicFramePr>
+              <a:graphicFrameLocks xmlns:a="http://schemas.openxmlformats.org/drawingml/2006/main" noChangeAspect="1"/>
+            </wp:cNvGraphicFramePr>
+            <a:graphic xmlns:a="http://schemas.openxmlformats.org/drawingml/2006/main">
+              <a:graphicData uri="http://schemas.openxmlformats.org/drawingml/2006/picture">
+                <pic:pic xmlns:pic="http://schemas.openxmlformats.org/drawingml/2006/picture">
+                  <pic:nvPicPr>
+                    <pic:cNvPr id="501710794" name=""/>
+                    <pic:cNvPicPr/>
+                  </pic:nvPicPr>
+                  <pic:blipFill>
+                    <a:blip r:embed="rId13"/>
+                    <a:stretch>
+                      <a:fillRect/>
+                    </a:stretch>
+                  </pic:blipFill>
+                  <pic:spPr>
+                    <a:xfrm>
+                      <a:off x="0" y="0"/>
+                      <a:ext cx="5943600" cy="3133090"/>
+                    </a:xfrm>
+                    <a:prstGeom prst="rect">
+                      <a:avLst/>
+                    </a:prstGeom>
+                  </pic:spPr>
+                </pic:pic>
+              </a:graphicData>
+            </a:graphic>
+          </wp:inline>
+        </w:drawing>
+      </w:r>
+    </w:p>
+    <w:p>
+      <w:pPr>
+        <w:ind w:left="720" w:firstLine="720"/>
+      </w:pPr>
+      <w:r>
+        <w:t>***************************************************</w:t>
+      </w:r>
+    </w:p>
+    <w:p>
+      <w:r>
+        <w:drawing>
+          <wp:inline distT="0" distB="0" distL="0" distR="0" wp14:anchorId="20427609" wp14:editId="18341836">
+            <wp:extent cx="5943600" cy="3054350"/>
+            <wp:effectExtent l="0" t="0" r="0" b="0"/>
+            <wp:docPr id="177957723" name="Picture 1"/>
+            <wp:cNvGraphicFramePr>
+              <a:graphicFrameLocks xmlns:a="http://schemas.openxmlformats.org/drawingml/2006/main" noChangeAspect="1"/>
+            </wp:cNvGraphicFramePr>
+            <a:graphic xmlns:a="http://schemas.openxmlformats.org/drawingml/2006/main">
+              <a:graphicData uri="http://schemas.openxmlformats.org/drawingml/2006/picture">
+                <pic:pic xmlns:pic="http://schemas.openxmlformats.org/drawingml/2006/picture">
+                  <pic:nvPicPr>
+                    <pic:cNvPr id="177957723" name=""/>
+                    <pic:cNvPicPr/>
+                  </pic:nvPicPr>
+                  <pic:blipFill>
+                    <a:blip r:embed="rId14"/>
+                    <a:stretch>
+                      <a:fillRect/>
+                    </a:stretch>
+                  </pic:blipFill>
+                  <pic:spPr>
+                    <a:xfrm>
+                      <a:off x="0" y="0"/>
+                      <a:ext cx="5943600" cy="3054350"/>
+                    </a:xfrm>
+                    <a:prstGeom prst="rect">
+                      <a:avLst/>
+                    </a:prstGeom>
+                  </pic:spPr>
+                </pic:pic>
+              </a:graphicData>
+            </a:graphic>
+          </wp:inline>
+        </w:drawing>
+      </w:r>
+    </w:p>
+    <w:p>
+      <w:pPr>
+        <w:ind w:left="720" w:firstLine="720"/>
+      </w:pPr>
+      <w:r>
+        <w:t>***************************************************</w:t>
+      </w:r>
+    </w:p>
+    <w:p/>
+    <w:p/>
+    <w:p/>
+    <w:p/>
+    <w:p>
+      <w:pPr>
+        <w:rPr>
+          <w:rFonts w:ascii="Sakkal Majalla" w:hAnsi="Sakkal Majalla" w:cs="Sakkal Majalla"/>
+          <w:b/>
+          <w:bCs/>
+          <w:color w:val="3A7C22" w:themeColor="accent6" w:themeShade="BF"/>
+          <w:sz w:val="28"/>
+          <w:szCs w:val="28"/>
+        </w:rPr>
+      </w:pPr>
+      <w:r>
+        <w:rPr>
+          <w:rFonts w:ascii="Sakkal Majalla" w:hAnsi="Sakkal Majalla" w:cs="Sakkal Majalla"/>
+          <w:b/>
+          <w:bCs/>
+          <w:color w:val="3A7C22" w:themeColor="accent6" w:themeShade="BF"/>
+          <w:sz w:val="28"/>
+          <w:szCs w:val="28"/>
+        </w:rPr>
+        <w:lastRenderedPageBreak/>
+        <w:t>So</w:t>
+      </w:r>
+      <w:r>
+        <w:rPr>
+          <w:rFonts w:ascii="Sakkal Majalla" w:hAnsi="Sakkal Majalla" w:cs="Sakkal Majalla"/>
+          <w:b/>
+          <w:bCs/>
+          <w:color w:val="3A7C22" w:themeColor="accent6" w:themeShade="BF"/>
+          <w:sz w:val="28"/>
+          <w:szCs w:val="28"/>
+        </w:rPr>
+        <w:t>,</w:t>
+      </w:r>
+      <w:r>
+        <w:rPr>
+          <w:rFonts w:ascii="Sakkal Majalla" w:hAnsi="Sakkal Majalla" w:cs="Sakkal Majalla"/>
+          <w:b/>
+          <w:bCs/>
+          <w:color w:val="3A7C22" w:themeColor="accent6" w:themeShade="BF"/>
+          <w:sz w:val="28"/>
+          <w:szCs w:val="28"/>
+        </w:rPr>
+        <w:t xml:space="preserve"> when </w:t>
+      </w:r>
+      <w:r>
+        <w:rPr>
+          <w:rFonts w:ascii="Sakkal Majalla" w:hAnsi="Sakkal Majalla" w:cs="Sakkal Majalla"/>
+          <w:b/>
+          <w:bCs/>
+          <w:i/>
+          <w:iCs/>
+          <w:color w:val="3A7C22" w:themeColor="accent6" w:themeShade="BF"/>
+          <w:sz w:val="28"/>
+          <w:szCs w:val="28"/>
+        </w:rPr>
+        <w:t>is</w:t>
+      </w:r>
+      <w:r>
+        <w:rPr>
+          <w:rFonts w:ascii="Sakkal Majalla" w:hAnsi="Sakkal Majalla" w:cs="Sakkal Majalla"/>
+          <w:b/>
+          <w:bCs/>
+          <w:color w:val="3A7C22" w:themeColor="accent6" w:themeShade="BF"/>
+          <w:sz w:val="28"/>
+          <w:szCs w:val="28"/>
+        </w:rPr>
+        <w:t> open load testing useful?</w:t>
+      </w:r>
+    </w:p>
+    <w:p>
+      <w:pPr>
+        <w:rPr>
+          <w:rFonts w:ascii="Sakkal Majalla" w:hAnsi="Sakkal Majalla" w:cs="Sakkal Majalla"/>
+          <w:sz w:val="28"/>
+          <w:szCs w:val="28"/>
+        </w:rPr>
+      </w:pPr>
+      <w:r>
+        <w:rPr>
+          <w:rFonts w:ascii="Sakkal Majalla" w:hAnsi="Sakkal Majalla" w:cs="Sakkal Majalla"/>
+          <w:sz w:val="28"/>
+          <w:szCs w:val="28"/>
+        </w:rPr>
+        <w:t xml:space="preserve">If you want to do repeated runs to understand resource utilization, then </w:t>
+      </w:r>
+      <w:r>
+        <w:rPr>
+          <w:rFonts w:ascii="Sakkal Majalla" w:hAnsi="Sakkal Majalla" w:cs="Sakkal Majalla"/>
+          <w:b/>
+          <w:bCs/>
+          <w:color w:val="C00000"/>
+          <w:sz w:val="28"/>
+          <w:szCs w:val="28"/>
+        </w:rPr>
+        <w:t>you should use open load so you can compare identical runs with different versions of the system under test</w:t>
+      </w:r>
+      <w:r>
+        <w:rPr>
+          <w:rFonts w:ascii="Sakkal Majalla" w:hAnsi="Sakkal Majalla" w:cs="Sakkal Majalla"/>
+          <w:sz w:val="28"/>
+          <w:szCs w:val="28"/>
+        </w:rPr>
+        <w:t>. A closed load will be impacted by your system’s response times, whereas with an open load</w:t>
+      </w:r>
+      <w:r>
+        <w:rPr>
+          <w:rFonts w:ascii="Sakkal Majalla" w:hAnsi="Sakkal Majalla" w:cs="Sakkal Majalla"/>
+          <w:sz w:val="28"/>
+          <w:szCs w:val="28"/>
+        </w:rPr>
+        <w:t>,</w:t>
+      </w:r>
+      <w:r>
+        <w:rPr>
+          <w:rFonts w:ascii="Sakkal Majalla" w:hAnsi="Sakkal Majalla" w:cs="Sakkal Majalla"/>
+          <w:sz w:val="28"/>
+          <w:szCs w:val="28"/>
+        </w:rPr>
+        <w:t xml:space="preserve"> the load is (theoretically) stable regardless of response times.</w:t>
+      </w:r>
+    </w:p>
+    <w:p>
+      <w:pPr>
+        <w:rPr>
+          <w:rFonts w:ascii="Sakkal Majalla" w:hAnsi="Sakkal Majalla" w:cs="Sakkal Majalla"/>
+          <w:sz w:val="28"/>
+          <w:szCs w:val="28"/>
+        </w:rPr>
+      </w:pPr>
+      <w:r>
+        <w:rPr>
+          <w:rFonts w:ascii="Sakkal Majalla" w:hAnsi="Sakkal Majalla" w:cs="Sakkal Majalla"/>
+          <w:sz w:val="28"/>
+          <w:szCs w:val="28"/>
+        </w:rPr>
+        <w:t xml:space="preserve">Sometimes you need to give some thought to how your users might behave — are they a limited group of people who might “naturally” have a closed behaviour, because they </w:t>
+      </w:r>
+      <w:r>
+        <w:rPr>
+          <w:rFonts w:ascii="Sakkal Majalla" w:hAnsi="Sakkal Majalla" w:cs="Sakkal Majalla"/>
+          <w:sz w:val="28"/>
+          <w:szCs w:val="28"/>
+        </w:rPr>
+        <w:t>won’t</w:t>
+      </w:r>
+      <w:r>
+        <w:rPr>
+          <w:rFonts w:ascii="Sakkal Majalla" w:hAnsi="Sakkal Majalla" w:cs="Sakkal Majalla"/>
+          <w:sz w:val="28"/>
+          <w:szCs w:val="28"/>
+        </w:rPr>
+        <w:t xml:space="preserve"> request the next page/API call until the previous one </w:t>
+      </w:r>
+      <w:r>
+        <w:rPr>
+          <w:rFonts w:ascii="Sakkal Majalla" w:hAnsi="Sakkal Majalla" w:cs="Sakkal Majalla"/>
+          <w:sz w:val="28"/>
+          <w:szCs w:val="28"/>
+        </w:rPr>
+        <w:t>finished</w:t>
+      </w:r>
+      <w:r>
+        <w:rPr>
+          <w:rFonts w:ascii="Sakkal Majalla" w:hAnsi="Sakkal Majalla" w:cs="Sakkal Majalla"/>
+          <w:sz w:val="28"/>
+          <w:szCs w:val="28"/>
+        </w:rPr>
+        <w:t>? Or are your client applications making requests at the same rate regardless of response times? Or maybe your users are impatient and will start refreshing the page once response times exceed a certain threshold, </w:t>
+      </w:r>
+      <w:r>
+        <w:rPr>
+          <w:rFonts w:ascii="Sakkal Majalla" w:hAnsi="Sakkal Majalla" w:cs="Sakkal Majalla"/>
+          <w:i/>
+          <w:iCs/>
+          <w:sz w:val="28"/>
+          <w:szCs w:val="28"/>
+        </w:rPr>
+        <w:t>increasing</w:t>
+      </w:r>
+      <w:r>
+        <w:rPr>
+          <w:rFonts w:ascii="Sakkal Majalla" w:hAnsi="Sakkal Majalla" w:cs="Sakkal Majalla"/>
+          <w:sz w:val="28"/>
+          <w:szCs w:val="28"/>
+        </w:rPr>
+        <w:t> the load as response times deteriorate?</w:t>
+      </w:r>
+    </w:p>
+    <w:p>
+      <w:pPr>
+        <w:ind w:left="720" w:firstLine="720"/>
+      </w:pPr>
+      <w:r>
+        <w:t>***************************************************</w:t>
+      </w:r>
+    </w:p>
+    <w:p>
+      <w:pPr>
+        <w:rPr>
+          <w:rFonts w:ascii="Sakkal Majalla" w:hAnsi="Sakkal Majalla" w:cs="Sakkal Majalla"/>
+          <w:sz w:val="28"/>
+          <w:szCs w:val="28"/>
+        </w:rPr>
+      </w:pPr>
+    </w:p>
+    <w:p/>
     <w:sectPr>
       <w:pgSz w:w="12240" w:h="15840"/>
       <w:pgMar w:top="1440" w:right="1440" w:bottom="1440" w:left="1440" w:header="720" w:footer="720" w:gutter="0"/>
@@ -82,6 +1510,127 @@
     </w:sectPr>
   </w:body>
 </w:document>
+</file>
+
+<file path=word/numbering.xml><?xml version="1.0" encoding="utf-8"?>
+<w:numbering xmlns:wpc="http://schemas.microsoft.com/office/word/2010/wordprocessingCanvas" xmlns:cx="http://schemas.microsoft.com/office/drawing/2014/chartex" xmlns:cx1="http://schemas.microsoft.com/office/drawing/2015/9/8/chartex" xmlns:cx2="http://schemas.microsoft.com/office/drawing/2015/10/21/chartex" xmlns:cx3="http://schemas.microsoft.com/office/drawing/2016/5/9/chartex" xmlns:cx4="http://schemas.microsoft.com/office/drawing/2016/5/10/chartex" xmlns:cx5="http://schemas.microsoft.com/office/drawing/2016/5/11/chartex" xmlns:cx6="http://schemas.microsoft.com/office/drawing/2016/5/12/chartex" xmlns:cx7="http://schemas.microsoft.com/office/drawing/2016/5/13/chartex" xmlns:cx8="http://schemas.microsoft.com/office/drawing/2016/5/14/chartex" xmlns:mc="http://schemas.openxmlformats.org/markup-compatibility/2006" xmlns:aink="http://schemas.microsoft.com/office/drawing/2016/ink" xmlns:am3d="http://schemas.microsoft.com/office/drawing/2017/model3d" xmlns:o="urn:schemas-microsoft-com:office:office" xmlns:oel="http://schemas.microsoft.com/office/2019/extlst" xmlns:r="http://schemas.openxmlformats.org/officeDocument/2006/relationships" xmlns:m="http://schemas.openxmlformats.org/officeDocument/2006/math" xmlns:v="urn:schemas-microsoft-com:vml" xmlns:wp14="http://schemas.microsoft.com/office/word/2010/wordprocessingDrawing" xmlns:wp="http://schemas.openxmlformats.org/drawingml/2006/wordprocessingDrawing" xmlns:w10="urn:schemas-microsoft-com:office:word" xmlns:w="http://schemas.openxmlformats.org/wordprocessingml/2006/main" xmlns:w14="http://schemas.microsoft.com/office/word/2010/wordml" xmlns:w15="http://schemas.microsoft.com/office/word/2012/wordml" xmlns:w16cex="http://schemas.microsoft.com/office/word/2018/wordml/cex" xmlns:w16cid="http://schemas.microsoft.com/office/word/2016/wordml/cid" xmlns:w16="http://schemas.microsoft.com/office/word/2018/wordml" xmlns:w16du="http://schemas.microsoft.com/office/word/2023/wordml/word16du" xmlns:w16sdtdh="http://schemas.microsoft.com/office/word/2020/wordml/sdtdatahash" xmlns:w16sdtfl="http://schemas.microsoft.com/office/word/2024/wordml/sdtformatlock" xmlns:w16se="http://schemas.microsoft.com/office/word/2015/wordml/symex" xmlns:wpg="http://schemas.microsoft.com/office/word/2010/wordprocessingGroup" xmlns:wpi="http://schemas.microsoft.com/office/word/2010/wordprocessingInk" xmlns:wne="http://schemas.microsoft.com/office/word/2006/wordml" xmlns:wps="http://schemas.microsoft.com/office/word/2010/wordprocessingShape" mc:Ignorable="w14 w15 w16se w16cid w16 w16cex w16sdtdh w16sdtfl w16du wp14">
+  <w:abstractNum w:abstractNumId="0" w15:restartNumberingAfterBreak="0">
+    <w:nsid w:val="6AA92F22"/>
+    <w:multiLevelType w:val="hybridMultilevel"/>
+    <w:tmpl w:val="E4A29CD6"/>
+    <w:lvl w:ilvl="0" w:tplc="04090001">
+      <w:start w:val="1"/>
+      <w:numFmt w:val="bullet"/>
+      <w:lvlText w:val=""/>
+      <w:lvlJc w:val="left"/>
+      <w:pPr>
+        <w:ind w:left="720" w:hanging="360"/>
+      </w:pPr>
+      <w:rPr>
+        <w:rFonts w:ascii="Symbol" w:hAnsi="Symbol" w:hint="default"/>
+      </w:rPr>
+    </w:lvl>
+    <w:lvl w:ilvl="1" w:tplc="04090003" w:tentative="1">
+      <w:start w:val="1"/>
+      <w:numFmt w:val="bullet"/>
+      <w:lvlText w:val="o"/>
+      <w:lvlJc w:val="left"/>
+      <w:pPr>
+        <w:ind w:left="1440" w:hanging="360"/>
+      </w:pPr>
+      <w:rPr>
+        <w:rFonts w:ascii="Courier New" w:hAnsi="Courier New" w:cs="Courier New" w:hint="default"/>
+      </w:rPr>
+    </w:lvl>
+    <w:lvl w:ilvl="2" w:tplc="04090005" w:tentative="1">
+      <w:start w:val="1"/>
+      <w:numFmt w:val="bullet"/>
+      <w:lvlText w:val=""/>
+      <w:lvlJc w:val="left"/>
+      <w:pPr>
+        <w:ind w:left="2160" w:hanging="360"/>
+      </w:pPr>
+      <w:rPr>
+        <w:rFonts w:ascii="Wingdings" w:hAnsi="Wingdings" w:hint="default"/>
+      </w:rPr>
+    </w:lvl>
+    <w:lvl w:ilvl="3" w:tplc="04090001" w:tentative="1">
+      <w:start w:val="1"/>
+      <w:numFmt w:val="bullet"/>
+      <w:lvlText w:val=""/>
+      <w:lvlJc w:val="left"/>
+      <w:pPr>
+        <w:ind w:left="2880" w:hanging="360"/>
+      </w:pPr>
+      <w:rPr>
+        <w:rFonts w:ascii="Symbol" w:hAnsi="Symbol" w:hint="default"/>
+      </w:rPr>
+    </w:lvl>
+    <w:lvl w:ilvl="4" w:tplc="04090003" w:tentative="1">
+      <w:start w:val="1"/>
+      <w:numFmt w:val="bullet"/>
+      <w:lvlText w:val="o"/>
+      <w:lvlJc w:val="left"/>
+      <w:pPr>
+        <w:ind w:left="3600" w:hanging="360"/>
+      </w:pPr>
+      <w:rPr>
+        <w:rFonts w:ascii="Courier New" w:hAnsi="Courier New" w:cs="Courier New" w:hint="default"/>
+      </w:rPr>
+    </w:lvl>
+    <w:lvl w:ilvl="5" w:tplc="04090005" w:tentative="1">
+      <w:start w:val="1"/>
+      <w:numFmt w:val="bullet"/>
+      <w:lvlText w:val=""/>
+      <w:lvlJc w:val="left"/>
+      <w:pPr>
+        <w:ind w:left="4320" w:hanging="360"/>
+      </w:pPr>
+      <w:rPr>
+        <w:rFonts w:ascii="Wingdings" w:hAnsi="Wingdings" w:hint="default"/>
+      </w:rPr>
+    </w:lvl>
+    <w:lvl w:ilvl="6" w:tplc="04090001" w:tentative="1">
+      <w:start w:val="1"/>
+      <w:numFmt w:val="bullet"/>
+      <w:lvlText w:val=""/>
+      <w:lvlJc w:val="left"/>
+      <w:pPr>
+        <w:ind w:left="5040" w:hanging="360"/>
+      </w:pPr>
+      <w:rPr>
+        <w:rFonts w:ascii="Symbol" w:hAnsi="Symbol" w:hint="default"/>
+      </w:rPr>
+    </w:lvl>
+    <w:lvl w:ilvl="7" w:tplc="04090003" w:tentative="1">
+      <w:start w:val="1"/>
+      <w:numFmt w:val="bullet"/>
+      <w:lvlText w:val="o"/>
+      <w:lvlJc w:val="left"/>
+      <w:pPr>
+        <w:ind w:left="5760" w:hanging="360"/>
+      </w:pPr>
+      <w:rPr>
+        <w:rFonts w:ascii="Courier New" w:hAnsi="Courier New" w:cs="Courier New" w:hint="default"/>
+      </w:rPr>
+    </w:lvl>
+    <w:lvl w:ilvl="8" w:tplc="04090005" w:tentative="1">
+      <w:start w:val="1"/>
+      <w:numFmt w:val="bullet"/>
+      <w:lvlText w:val=""/>
+      <w:lvlJc w:val="left"/>
+      <w:pPr>
+        <w:ind w:left="6480" w:hanging="360"/>
+      </w:pPr>
+      <w:rPr>
+        <w:rFonts w:ascii="Wingdings" w:hAnsi="Wingdings" w:hint="default"/>
+      </w:rPr>
+    </w:lvl>
+  </w:abstractNum>
+  <w:num w:numId="1" w16cid:durableId="1780879623">
+    <w:abstractNumId w:val="0"/>
+  </w:num>
+</w:numbering>
 </file>
 
 <file path=word/styles.xml><?xml version="1.0" encoding="utf-8"?>
@@ -687,7 +2236,6 @@
   <w:style w:type="character" w:default="1" w:styleId="DefaultParagraphFont">
     <w:name w:val="Default Paragraph Font"/>
     <w:uiPriority w:val="1"/>
-    <w:semiHidden/>
     <w:unhideWhenUsed/>
   </w:style>
   <w:style w:type="table" w:default="1" w:styleId="TableNormal">

--- a/Locust/Locust-Notes-03.docx
+++ b/Locust/Locust-Notes-03.docx
@@ -3,9 +3,19 @@
 <w:document xmlns:wpc="http://schemas.microsoft.com/office/word/2010/wordprocessingCanvas" xmlns:cx="http://schemas.microsoft.com/office/drawing/2014/chartex" xmlns:cx1="http://schemas.microsoft.com/office/drawing/2015/9/8/chartex" xmlns:cx2="http://schemas.microsoft.com/office/drawing/2015/10/21/chartex" xmlns:cx3="http://schemas.microsoft.com/office/drawing/2016/5/9/chartex" xmlns:cx4="http://schemas.microsoft.com/office/drawing/2016/5/10/chartex" xmlns:cx5="http://schemas.microsoft.com/office/drawing/2016/5/11/chartex" xmlns:cx6="http://schemas.microsoft.com/office/drawing/2016/5/12/chartex" xmlns:cx7="http://schemas.microsoft.com/office/drawing/2016/5/13/chartex" xmlns:cx8="http://schemas.microsoft.com/office/drawing/2016/5/14/chartex" xmlns:mc="http://schemas.openxmlformats.org/markup-compatibility/2006" xmlns:aink="http://schemas.microsoft.com/office/drawing/2016/ink" xmlns:am3d="http://schemas.microsoft.com/office/drawing/2017/model3d" xmlns:o="urn:schemas-microsoft-com:office:office" xmlns:oel="http://schemas.microsoft.com/office/2019/extlst" xmlns:r="http://schemas.openxmlformats.org/officeDocument/2006/relationships" xmlns:m="http://schemas.openxmlformats.org/officeDocument/2006/math" xmlns:v="urn:schemas-microsoft-com:vml" xmlns:wp14="http://schemas.microsoft.com/office/word/2010/wordprocessingDrawing" xmlns:wp="http://schemas.openxmlformats.org/drawingml/2006/wordprocessingDrawing" xmlns:w10="urn:schemas-microsoft-com:office:word" xmlns:w="http://schemas.openxmlformats.org/wordprocessingml/2006/main" xmlns:w14="http://schemas.microsoft.com/office/word/2010/wordml" xmlns:w15="http://schemas.microsoft.com/office/word/2012/wordml" xmlns:w16cex="http://schemas.microsoft.com/office/word/2018/wordml/cex" xmlns:w16cid="http://schemas.microsoft.com/office/word/2016/wordml/cid" xmlns:w16="http://schemas.microsoft.com/office/word/2018/wordml" xmlns:w16du="http://schemas.microsoft.com/office/word/2023/wordml/word16du" xmlns:w16sdtdh="http://schemas.microsoft.com/office/word/2020/wordml/sdtdatahash" xmlns:w16sdtfl="http://schemas.microsoft.com/office/word/2024/wordml/sdtformatlock" xmlns:w16se="http://schemas.microsoft.com/office/word/2015/wordml/symex" xmlns:wpg="http://schemas.microsoft.com/office/word/2010/wordprocessingGroup" xmlns:wpi="http://schemas.microsoft.com/office/word/2010/wordprocessingInk" xmlns:wne="http://schemas.microsoft.com/office/word/2006/wordml" xmlns:wps="http://schemas.microsoft.com/office/word/2010/wordprocessingShape" mc:Ignorable="w14 w15 w16se w16cid w16 w16cex w16sdtdh w16sdtfl w16du wp14">
   <w:body>
     <w:p>
-      <w:r>
-        <w:rPr>
+      <w:pPr>
+        <w:rPr>
+          <w:rFonts w:ascii="Sakkal Majalla" w:hAnsi="Sakkal Majalla" w:cs="Sakkal Majalla"/>
+          <w:sz w:val="28"/>
+          <w:szCs w:val="28"/>
+        </w:rPr>
+      </w:pPr>
+      <w:r>
+        <w:rPr>
+          <w:rFonts w:ascii="Sakkal Majalla" w:hAnsi="Sakkal Majalla" w:cs="Sakkal Majalla"/>
           <w:noProof/>
+          <w:sz w:val="28"/>
+          <w:szCs w:val="28"/>
         </w:rPr>
         <w:drawing>
           <wp:inline distT="0" distB="0" distL="0" distR="0" wp14:anchorId="6589A2BE" wp14:editId="5318F4ED">
@@ -45,40 +55,100 @@
       </w:r>
     </w:p>
     <w:p>
-      <w:r>
+      <w:pPr>
+        <w:rPr>
+          <w:rFonts w:ascii="Sakkal Majalla" w:hAnsi="Sakkal Majalla" w:cs="Sakkal Majalla"/>
+          <w:sz w:val="28"/>
+          <w:szCs w:val="28"/>
+        </w:rPr>
+      </w:pPr>
+      <w:r>
+        <w:rPr>
+          <w:rFonts w:ascii="Sakkal Majalla" w:hAnsi="Sakkal Majalla" w:cs="Sakkal Majalla"/>
+          <w:sz w:val="28"/>
+          <w:szCs w:val="28"/>
+        </w:rPr>
         <w:tab/>
       </w:r>
       <w:r>
+        <w:rPr>
+          <w:rFonts w:ascii="Sakkal Majalla" w:hAnsi="Sakkal Majalla" w:cs="Sakkal Majalla"/>
+          <w:sz w:val="28"/>
+          <w:szCs w:val="28"/>
+        </w:rPr>
         <w:tab/>
         <w:t>==============================================</w:t>
       </w:r>
     </w:p>
     <w:p>
-      <w:r>
+      <w:pPr>
+        <w:rPr>
+          <w:rFonts w:ascii="Sakkal Majalla" w:hAnsi="Sakkal Majalla" w:cs="Sakkal Majalla"/>
+          <w:sz w:val="28"/>
+          <w:szCs w:val="28"/>
+        </w:rPr>
+      </w:pPr>
+      <w:r>
+        <w:rPr>
+          <w:rFonts w:ascii="Sakkal Majalla" w:hAnsi="Sakkal Majalla" w:cs="Sakkal Majalla"/>
+          <w:sz w:val="28"/>
+          <w:szCs w:val="28"/>
+        </w:rPr>
         <w:t xml:space="preserve">For custom arguments: </w:t>
       </w:r>
       <w:hyperlink r:id="rId6" w:anchor="custom-arguments" w:history="1">
         <w:r>
           <w:rPr>
             <w:rStyle w:val="Hyperlink"/>
+            <w:rFonts w:ascii="Sakkal Majalla" w:hAnsi="Sakkal Majalla" w:cs="Sakkal Majalla"/>
+            <w:sz w:val="28"/>
+            <w:szCs w:val="28"/>
           </w:rPr>
           <w:t>https://docs.locust.io/en/stable/extending-locust.html#custom-arguments</w:t>
         </w:r>
       </w:hyperlink>
       <w:r>
+        <w:rPr>
+          <w:rFonts w:ascii="Sakkal Majalla" w:hAnsi="Sakkal Majalla" w:cs="Sakkal Majalla"/>
+          <w:sz w:val="28"/>
+          <w:szCs w:val="28"/>
+        </w:rPr>
         <w:t xml:space="preserve"> </w:t>
       </w:r>
     </w:p>
     <w:p>
       <w:pPr>
         <w:ind w:left="720" w:firstLine="720"/>
-      </w:pPr>
-      <w:r>
+        <w:rPr>
+          <w:rFonts w:ascii="Sakkal Majalla" w:hAnsi="Sakkal Majalla" w:cs="Sakkal Majalla"/>
+          <w:sz w:val="28"/>
+          <w:szCs w:val="28"/>
+        </w:rPr>
+      </w:pPr>
+      <w:r>
+        <w:rPr>
+          <w:rFonts w:ascii="Sakkal Majalla" w:hAnsi="Sakkal Majalla" w:cs="Sakkal Majalla"/>
+          <w:sz w:val="28"/>
+          <w:szCs w:val="28"/>
+        </w:rPr>
         <w:t>==============================================</w:t>
       </w:r>
     </w:p>
     <w:p>
-      <w:r>
+      <w:pPr>
+        <w:rPr>
+          <w:rFonts w:ascii="Sakkal Majalla" w:hAnsi="Sakkal Majalla" w:cs="Sakkal Majalla"/>
+          <w:sz w:val="28"/>
+          <w:szCs w:val="28"/>
+        </w:rPr>
+      </w:pPr>
+      <w:r>
+        <w:rPr>
+          <w:rFonts w:ascii="Sakkal Majalla" w:hAnsi="Sakkal Majalla" w:cs="Sakkal Majalla"/>
+          <w:noProof/>
+          <w:sz w:val="28"/>
+          <w:szCs w:val="28"/>
+        </w:rPr>
         <w:lastRenderedPageBreak/>
         <w:drawing>
           <wp:inline distT="0" distB="0" distL="0" distR="0" wp14:anchorId="1D2D5170" wp14:editId="53A9173C">
@@ -120,13 +190,36 @@
     <w:p>
       <w:pPr>
         <w:ind w:left="720" w:firstLine="720"/>
-      </w:pPr>
-      <w:r>
+        <w:rPr>
+          <w:rFonts w:ascii="Sakkal Majalla" w:hAnsi="Sakkal Majalla" w:cs="Sakkal Majalla"/>
+          <w:sz w:val="28"/>
+          <w:szCs w:val="28"/>
+        </w:rPr>
+      </w:pPr>
+      <w:r>
+        <w:rPr>
+          <w:rFonts w:ascii="Sakkal Majalla" w:hAnsi="Sakkal Majalla" w:cs="Sakkal Majalla"/>
+          <w:sz w:val="28"/>
+          <w:szCs w:val="28"/>
+        </w:rPr>
         <w:t>==============================================</w:t>
       </w:r>
     </w:p>
     <w:p>
-      <w:r>
+      <w:pPr>
+        <w:rPr>
+          <w:rFonts w:ascii="Sakkal Majalla" w:hAnsi="Sakkal Majalla" w:cs="Sakkal Majalla"/>
+          <w:sz w:val="28"/>
+          <w:szCs w:val="28"/>
+        </w:rPr>
+      </w:pPr>
+      <w:r>
+        <w:rPr>
+          <w:rFonts w:ascii="Sakkal Majalla" w:hAnsi="Sakkal Majalla" w:cs="Sakkal Majalla"/>
+          <w:noProof/>
+          <w:sz w:val="28"/>
+          <w:szCs w:val="28"/>
+        </w:rPr>
         <w:lastRenderedPageBreak/>
         <w:drawing>
           <wp:inline distT="0" distB="0" distL="0" distR="0" wp14:anchorId="1BD96579" wp14:editId="3A45A487">
@@ -166,10 +259,27 @@
       </w:r>
     </w:p>
     <w:p>
-      <w:r>
+      <w:pPr>
+        <w:rPr>
+          <w:rFonts w:ascii="Sakkal Majalla" w:hAnsi="Sakkal Majalla" w:cs="Sakkal Majalla"/>
+          <w:sz w:val="28"/>
+          <w:szCs w:val="28"/>
+        </w:rPr>
+      </w:pPr>
+      <w:r>
+        <w:rPr>
+          <w:rFonts w:ascii="Sakkal Majalla" w:hAnsi="Sakkal Majalla" w:cs="Sakkal Majalla"/>
+          <w:sz w:val="28"/>
+          <w:szCs w:val="28"/>
+        </w:rPr>
         <w:tab/>
       </w:r>
       <w:r>
+        <w:rPr>
+          <w:rFonts w:ascii="Sakkal Majalla" w:hAnsi="Sakkal Majalla" w:cs="Sakkal Majalla"/>
+          <w:sz w:val="28"/>
+          <w:szCs w:val="28"/>
+        </w:rPr>
         <w:tab/>
         <w:t>***************************************************</w:t>
       </w:r>
@@ -193,8 +303,8 @@
         <w:tblLook w:val="04A0" w:firstRow="1" w:lastRow="0" w:firstColumn="1" w:lastColumn="0" w:noHBand="0" w:noVBand="1"/>
       </w:tblPr>
       <w:tblGrid>
-        <w:gridCol w:w="3055"/>
-        <w:gridCol w:w="6294"/>
+        <w:gridCol w:w="3074"/>
+        <w:gridCol w:w="6275"/>
       </w:tblGrid>
       <w:tr>
         <w:tc>
@@ -216,7 +326,19 @@
             <w:hideMark/>
           </w:tcPr>
           <w:p>
+            <w:pPr>
+              <w:rPr>
+                <w:rFonts w:ascii="Sakkal Majalla" w:hAnsi="Sakkal Majalla" w:cs="Sakkal Majalla"/>
+                <w:sz w:val="28"/>
+                <w:szCs w:val="28"/>
+              </w:rPr>
+            </w:pPr>
             <w:r>
+              <w:rPr>
+                <w:rFonts w:ascii="Sakkal Majalla" w:hAnsi="Sakkal Majalla" w:cs="Sakkal Majalla"/>
+                <w:sz w:val="28"/>
+                <w:szCs w:val="28"/>
+              </w:rPr>
               <w:t>Parameter name</w:t>
             </w:r>
           </w:p>
@@ -240,7 +362,19 @@
             <w:hideMark/>
           </w:tcPr>
           <w:p>
+            <w:pPr>
+              <w:rPr>
+                <w:rFonts w:ascii="Sakkal Majalla" w:hAnsi="Sakkal Majalla" w:cs="Sakkal Majalla"/>
+                <w:sz w:val="28"/>
+                <w:szCs w:val="28"/>
+              </w:rPr>
+            </w:pPr>
             <w:r>
+              <w:rPr>
+                <w:rFonts w:ascii="Sakkal Majalla" w:hAnsi="Sakkal Majalla" w:cs="Sakkal Majalla"/>
+                <w:sz w:val="28"/>
+                <w:szCs w:val="28"/>
+              </w:rPr>
               <w:t>Purpose</w:t>
             </w:r>
           </w:p>
@@ -265,13 +399,20 @@
             <w:hideMark/>
           </w:tcPr>
           <w:p>
-            <w:proofErr w:type="gramStart"/>
+            <w:pPr>
+              <w:rPr>
+                <w:rFonts w:ascii="Sakkal Majalla" w:hAnsi="Sakkal Majalla" w:cs="Sakkal Majalla"/>
+                <w:sz w:val="28"/>
+                <w:szCs w:val="28"/>
+              </w:rPr>
+            </w:pPr>
             <w:r>
-              <w:t>locust.runners</w:t>
-            </w:r>
-            <w:proofErr w:type="gramEnd"/>
-            <w:r>
-              <w:t>.WORKER_LOG_REPORT_INTERVAL</w:t>
+              <w:rPr>
+                <w:rFonts w:ascii="Sakkal Majalla" w:hAnsi="Sakkal Majalla" w:cs="Sakkal Majalla"/>
+                <w:sz w:val="28"/>
+                <w:szCs w:val="28"/>
+              </w:rPr>
+              <w:t>locust.runners.WORKER_LOG_REPORT_INTERVAL</w:t>
             </w:r>
           </w:p>
         </w:tc>
@@ -293,14 +434,20 @@
             <w:hideMark/>
           </w:tcPr>
           <w:p>
+            <w:pPr>
+              <w:rPr>
+                <w:rFonts w:ascii="Sakkal Majalla" w:hAnsi="Sakkal Majalla" w:cs="Sakkal Majalla"/>
+                <w:sz w:val="28"/>
+                <w:szCs w:val="28"/>
+              </w:rPr>
+            </w:pPr>
             <w:r>
-              <w:t>Interval for how frequently worker logs are reported to</w:t>
-            </w:r>
-            <w:r>
-              <w:t xml:space="preserve"> the </w:t>
-            </w:r>
-            <w:r>
-              <w:t>master. Can be disabled by setting to a negative number</w:t>
+              <w:rPr>
+                <w:rFonts w:ascii="Sakkal Majalla" w:hAnsi="Sakkal Majalla" w:cs="Sakkal Majalla"/>
+                <w:sz w:val="28"/>
+                <w:szCs w:val="28"/>
+              </w:rPr>
+              <w:t>Interval for how frequently worker logs are reported to the master. Can be disabled by setting to a negative number</w:t>
             </w:r>
           </w:p>
         </w:tc>
@@ -325,13 +472,20 @@
             <w:hideMark/>
           </w:tcPr>
           <w:p>
-            <w:proofErr w:type="gramStart"/>
+            <w:pPr>
+              <w:rPr>
+                <w:rFonts w:ascii="Sakkal Majalla" w:hAnsi="Sakkal Majalla" w:cs="Sakkal Majalla"/>
+                <w:sz w:val="28"/>
+                <w:szCs w:val="28"/>
+              </w:rPr>
+            </w:pPr>
             <w:r>
-              <w:t>locust.web.HOST</w:t>
-            </w:r>
-            <w:proofErr w:type="gramEnd"/>
-            <w:r>
-              <w:t>_IS_REQUIRED</w:t>
+              <w:rPr>
+                <w:rFonts w:ascii="Sakkal Majalla" w:hAnsi="Sakkal Majalla" w:cs="Sakkal Majalla"/>
+                <w:sz w:val="28"/>
+                <w:szCs w:val="28"/>
+              </w:rPr>
+              <w:t>locust.web.HOST_IS_REQUIRED</w:t>
             </w:r>
           </w:p>
         </w:tc>
@@ -354,7 +508,19 @@
             <w:hideMark/>
           </w:tcPr>
           <w:p>
+            <w:pPr>
+              <w:rPr>
+                <w:rFonts w:ascii="Sakkal Majalla" w:hAnsi="Sakkal Majalla" w:cs="Sakkal Majalla"/>
+                <w:sz w:val="28"/>
+                <w:szCs w:val="28"/>
+              </w:rPr>
+            </w:pPr>
             <w:r>
+              <w:rPr>
+                <w:rFonts w:ascii="Sakkal Majalla" w:hAnsi="Sakkal Majalla" w:cs="Sakkal Majalla"/>
+                <w:sz w:val="28"/>
+                <w:szCs w:val="28"/>
+              </w:rPr>
               <w:t>Makes the host field for the webui required</w:t>
             </w:r>
           </w:p>
@@ -364,13 +530,36 @@
     <w:p>
       <w:pPr>
         <w:ind w:left="720" w:firstLine="720"/>
-      </w:pPr>
-      <w:r>
+        <w:rPr>
+          <w:rFonts w:ascii="Sakkal Majalla" w:hAnsi="Sakkal Majalla" w:cs="Sakkal Majalla"/>
+          <w:sz w:val="28"/>
+          <w:szCs w:val="28"/>
+        </w:rPr>
+      </w:pPr>
+      <w:r>
+        <w:rPr>
+          <w:rFonts w:ascii="Sakkal Majalla" w:hAnsi="Sakkal Majalla" w:cs="Sakkal Majalla"/>
+          <w:sz w:val="28"/>
+          <w:szCs w:val="28"/>
+        </w:rPr>
         <w:t>***************************************************</w:t>
       </w:r>
     </w:p>
     <w:p>
-      <w:r>
+      <w:pPr>
+        <w:rPr>
+          <w:rFonts w:ascii="Sakkal Majalla" w:hAnsi="Sakkal Majalla" w:cs="Sakkal Majalla"/>
+          <w:sz w:val="28"/>
+          <w:szCs w:val="28"/>
+        </w:rPr>
+      </w:pPr>
+      <w:r>
+        <w:rPr>
+          <w:rFonts w:ascii="Sakkal Majalla" w:hAnsi="Sakkal Majalla" w:cs="Sakkal Majalla"/>
+          <w:noProof/>
+          <w:sz w:val="28"/>
+          <w:szCs w:val="28"/>
+        </w:rPr>
         <w:lastRenderedPageBreak/>
         <w:drawing>
           <wp:inline distT="0" distB="0" distL="0" distR="0" wp14:anchorId="007109D2" wp14:editId="3B23B963">
@@ -412,8 +601,18 @@
     <w:p>
       <w:pPr>
         <w:ind w:left="720" w:firstLine="720"/>
-      </w:pPr>
-      <w:r>
+        <w:rPr>
+          <w:rFonts w:ascii="Sakkal Majalla" w:hAnsi="Sakkal Majalla" w:cs="Sakkal Majalla"/>
+          <w:sz w:val="28"/>
+          <w:szCs w:val="28"/>
+        </w:rPr>
+      </w:pPr>
+      <w:r>
+        <w:rPr>
+          <w:rFonts w:ascii="Sakkal Majalla" w:hAnsi="Sakkal Majalla" w:cs="Sakkal Majalla"/>
+          <w:sz w:val="28"/>
+          <w:szCs w:val="28"/>
+        </w:rPr>
         <w:t>***************************************************</w:t>
       </w:r>
     </w:p>
@@ -613,8 +812,18 @@
     <w:p>
       <w:pPr>
         <w:ind w:left="720" w:firstLine="720"/>
-      </w:pPr>
-      <w:r>
+        <w:rPr>
+          <w:rFonts w:ascii="Sakkal Majalla" w:hAnsi="Sakkal Majalla" w:cs="Sakkal Majalla"/>
+          <w:sz w:val="28"/>
+          <w:szCs w:val="28"/>
+        </w:rPr>
+      </w:pPr>
+      <w:r>
+        <w:rPr>
+          <w:rFonts w:ascii="Sakkal Majalla" w:hAnsi="Sakkal Majalla" w:cs="Sakkal Majalla"/>
+          <w:sz w:val="28"/>
+          <w:szCs w:val="28"/>
+        </w:rPr>
         <w:t>***************************************************</w:t>
       </w:r>
     </w:p>
@@ -714,7 +923,6 @@
         </w:rPr>
         <w:t xml:space="preserve">class </w:t>
       </w:r>
-      <w:proofErr w:type="gramStart"/>
       <w:r>
         <w:rPr>
           <w:rFonts w:ascii="Sakkal Majalla" w:hAnsi="Sakkal Majalla" w:cs="Sakkal Majalla"/>
@@ -734,7 +942,6 @@
         </w:rPr>
         <w:t>(</w:t>
       </w:r>
-      <w:proofErr w:type="gramEnd"/>
       <w:r>
         <w:rPr>
           <w:rFonts w:ascii="Sakkal Majalla" w:hAnsi="Sakkal Majalla" w:cs="Sakkal Majalla"/>
@@ -786,7 +993,6 @@
         </w:rPr>
         <w:t xml:space="preserve">= </w:t>
       </w:r>
-      <w:proofErr w:type="gramStart"/>
       <w:r>
         <w:rPr>
           <w:rFonts w:ascii="Sakkal Majalla" w:hAnsi="Sakkal Majalla" w:cs="Sakkal Majalla"/>
@@ -804,16 +1010,7 @@
           <w:sz w:val="28"/>
           <w:szCs w:val="28"/>
         </w:rPr>
-        <w:t>(</w:t>
-      </w:r>
-      <w:proofErr w:type="gramEnd"/>
-      <w:r>
-        <w:rPr>
-          <w:rFonts w:ascii="Sakkal Majalla" w:hAnsi="Sakkal Majalla" w:cs="Sakkal Majalla"/>
-          <w:sz w:val="28"/>
-          <w:szCs w:val="28"/>
-        </w:rPr>
-        <w:t xml:space="preserve">10) </w:t>
+        <w:t xml:space="preserve">(10) </w:t>
       </w:r>
       <w:r>
         <w:rPr>
@@ -933,13 +1130,36 @@
     <w:p>
       <w:pPr>
         <w:ind w:left="720" w:firstLine="720"/>
-      </w:pPr>
-      <w:r>
+        <w:rPr>
+          <w:rFonts w:ascii="Sakkal Majalla" w:hAnsi="Sakkal Majalla" w:cs="Sakkal Majalla"/>
+          <w:sz w:val="28"/>
+          <w:szCs w:val="28"/>
+        </w:rPr>
+      </w:pPr>
+      <w:r>
+        <w:rPr>
+          <w:rFonts w:ascii="Sakkal Majalla" w:hAnsi="Sakkal Majalla" w:cs="Sakkal Majalla"/>
+          <w:sz w:val="28"/>
+          <w:szCs w:val="28"/>
+        </w:rPr>
         <w:t>***************************************************</w:t>
       </w:r>
     </w:p>
     <w:p>
-      <w:r>
+      <w:pPr>
+        <w:rPr>
+          <w:rFonts w:ascii="Sakkal Majalla" w:hAnsi="Sakkal Majalla" w:cs="Sakkal Majalla"/>
+          <w:sz w:val="28"/>
+          <w:szCs w:val="28"/>
+        </w:rPr>
+      </w:pPr>
+      <w:r>
+        <w:rPr>
+          <w:rFonts w:ascii="Sakkal Majalla" w:hAnsi="Sakkal Majalla" w:cs="Sakkal Majalla"/>
+          <w:noProof/>
+          <w:sz w:val="28"/>
+          <w:szCs w:val="28"/>
+        </w:rPr>
         <w:lastRenderedPageBreak/>
         <w:drawing>
           <wp:inline distT="0" distB="0" distL="0" distR="0" wp14:anchorId="66C3A781" wp14:editId="3800B21F">
@@ -981,13 +1201,36 @@
     <w:p>
       <w:pPr>
         <w:ind w:left="720" w:firstLine="720"/>
-      </w:pPr>
-      <w:r>
+        <w:rPr>
+          <w:rFonts w:ascii="Sakkal Majalla" w:hAnsi="Sakkal Majalla" w:cs="Sakkal Majalla"/>
+          <w:sz w:val="28"/>
+          <w:szCs w:val="28"/>
+        </w:rPr>
+      </w:pPr>
+      <w:r>
+        <w:rPr>
+          <w:rFonts w:ascii="Sakkal Majalla" w:hAnsi="Sakkal Majalla" w:cs="Sakkal Majalla"/>
+          <w:sz w:val="28"/>
+          <w:szCs w:val="28"/>
+        </w:rPr>
         <w:t>***************************************************</w:t>
       </w:r>
     </w:p>
     <w:p>
-      <w:r>
+      <w:pPr>
+        <w:rPr>
+          <w:rFonts w:ascii="Sakkal Majalla" w:hAnsi="Sakkal Majalla" w:cs="Sakkal Majalla"/>
+          <w:sz w:val="28"/>
+          <w:szCs w:val="28"/>
+        </w:rPr>
+      </w:pPr>
+      <w:r>
+        <w:rPr>
+          <w:rFonts w:ascii="Sakkal Majalla" w:hAnsi="Sakkal Majalla" w:cs="Sakkal Majalla"/>
+          <w:noProof/>
+          <w:sz w:val="28"/>
+          <w:szCs w:val="28"/>
+        </w:rPr>
         <w:lastRenderedPageBreak/>
         <w:drawing>
           <wp:inline distT="0" distB="0" distL="0" distR="0" wp14:anchorId="10BDA483" wp14:editId="3E545C9F">
@@ -1029,75 +1272,138 @@
     <w:p>
       <w:pPr>
         <w:ind w:left="720" w:firstLine="720"/>
-      </w:pPr>
-      <w:r>
+        <w:rPr>
+          <w:rFonts w:ascii="Sakkal Majalla" w:hAnsi="Sakkal Majalla" w:cs="Sakkal Majalla"/>
+          <w:sz w:val="28"/>
+          <w:szCs w:val="28"/>
+        </w:rPr>
+      </w:pPr>
+      <w:r>
+        <w:rPr>
+          <w:rFonts w:ascii="Sakkal Majalla" w:hAnsi="Sakkal Majalla" w:cs="Sakkal Majalla"/>
+          <w:sz w:val="28"/>
+          <w:szCs w:val="28"/>
+        </w:rPr>
         <w:t>***************************************************</w:t>
       </w:r>
     </w:p>
     <w:p>
       <w:pPr>
         <w:rPr>
+          <w:rFonts w:ascii="Sakkal Majalla" w:hAnsi="Sakkal Majalla" w:cs="Sakkal Majalla"/>
           <w:i/>
           <w:iCs/>
-        </w:rPr>
-      </w:pPr>
-      <w:r>
+          <w:sz w:val="28"/>
+          <w:szCs w:val="28"/>
+        </w:rPr>
+      </w:pPr>
+      <w:r>
+        <w:rPr>
+          <w:rFonts w:ascii="Sakkal Majalla" w:hAnsi="Sakkal Majalla" w:cs="Sakkal Majalla"/>
+          <w:sz w:val="28"/>
+          <w:szCs w:val="28"/>
+        </w:rPr>
         <w:t>Open workload is the </w:t>
       </w:r>
       <w:hyperlink r:id="rId12" w:tgtFrame="_blank" w:history="1">
         <w:r>
           <w:rPr>
             <w:rStyle w:val="Hyperlink"/>
+            <w:rFonts w:ascii="Sakkal Majalla" w:hAnsi="Sakkal Majalla" w:cs="Sakkal Majalla"/>
+            <w:sz w:val="28"/>
+            <w:szCs w:val="28"/>
           </w:rPr>
           <w:t>honey badger</w:t>
         </w:r>
       </w:hyperlink>
       <w:r>
+        <w:rPr>
+          <w:rFonts w:ascii="Sakkal Majalla" w:hAnsi="Sakkal Majalla" w:cs="Sakkal Majalla"/>
+          <w:sz w:val="28"/>
+          <w:szCs w:val="28"/>
+        </w:rPr>
         <w:t xml:space="preserve"> of load tests — it doesn’t care about response times and keeps going at the pace you told it to. </w:t>
       </w:r>
       <w:r>
         <w:rPr>
+          <w:rFonts w:ascii="Sakkal Majalla" w:hAnsi="Sakkal Majalla" w:cs="Sakkal Majalla"/>
           <w:b/>
           <w:bCs/>
           <w:color w:val="BF4E14" w:themeColor="accent2" w:themeShade="BF"/>
+          <w:sz w:val="28"/>
+          <w:szCs w:val="28"/>
         </w:rPr>
         <w:t>In an open load test</w:t>
       </w:r>
       <w:r>
+        <w:rPr>
+          <w:rFonts w:ascii="Sakkal Majalla" w:hAnsi="Sakkal Majalla" w:cs="Sakkal Majalla"/>
+          <w:sz w:val="28"/>
+          <w:szCs w:val="28"/>
+        </w:rPr>
         <w:t>,</w:t>
       </w:r>
       <w:r>
+        <w:rPr>
+          <w:rFonts w:ascii="Sakkal Majalla" w:hAnsi="Sakkal Majalla" w:cs="Sakkal Majalla"/>
+          <w:sz w:val="28"/>
+          <w:szCs w:val="28"/>
+        </w:rPr>
         <w:t xml:space="preserve"> </w:t>
       </w:r>
       <w:r>
         <w:rPr>
+          <w:rFonts w:ascii="Sakkal Majalla" w:hAnsi="Sakkal Majalla" w:cs="Sakkal Majalla"/>
           <w:b/>
           <w:bCs/>
           <w:color w:val="BF4E14" w:themeColor="accent2" w:themeShade="BF"/>
+          <w:sz w:val="28"/>
+          <w:szCs w:val="28"/>
         </w:rPr>
         <w:t>you might target 80 transactions per second</w:t>
       </w:r>
       <w:r>
+        <w:rPr>
+          <w:rFonts w:ascii="Sakkal Majalla" w:hAnsi="Sakkal Majalla" w:cs="Sakkal Majalla"/>
+          <w:sz w:val="28"/>
+          <w:szCs w:val="28"/>
+        </w:rPr>
         <w:t xml:space="preserve">, with an uncapped or </w:t>
       </w:r>
       <w:r>
         <w:rPr>
+          <w:rFonts w:ascii="Sakkal Majalla" w:hAnsi="Sakkal Majalla" w:cs="Sakkal Majalla"/>
           <w:b/>
           <w:bCs/>
           <w:color w:val="BF4E14" w:themeColor="accent2" w:themeShade="BF"/>
+          <w:sz w:val="28"/>
+          <w:szCs w:val="28"/>
         </w:rPr>
         <w:t>very large number of concurrent users</w:t>
       </w:r>
       <w:r>
+        <w:rPr>
+          <w:rFonts w:ascii="Sakkal Majalla" w:hAnsi="Sakkal Majalla" w:cs="Sakkal Majalla"/>
+          <w:sz w:val="28"/>
+          <w:szCs w:val="28"/>
+        </w:rPr>
         <w:t>. It is sometimes referred to as </w:t>
       </w:r>
       <w:r>
+        <w:rPr>
+          <w:rFonts w:ascii="Sakkal Majalla" w:hAnsi="Sakkal Majalla" w:cs="Sakkal Majalla"/>
+          <w:sz w:val="28"/>
+          <w:szCs w:val="28"/>
+        </w:rPr>
         <w:t xml:space="preserve">the </w:t>
       </w:r>
       <w:r>
         <w:rPr>
+          <w:rFonts w:ascii="Sakkal Majalla" w:hAnsi="Sakkal Majalla" w:cs="Sakkal Majalla"/>
           <w:i/>
           <w:iCs/>
+          <w:sz w:val="28"/>
+          <w:szCs w:val="28"/>
         </w:rPr>
         <w:t>arrival rate.</w:t>
       </w:r>
@@ -1105,8 +1411,18 @@
     <w:p>
       <w:pPr>
         <w:ind w:left="720" w:firstLine="720"/>
-      </w:pPr>
-      <w:r>
+        <w:rPr>
+          <w:rFonts w:ascii="Sakkal Majalla" w:hAnsi="Sakkal Majalla" w:cs="Sakkal Majalla"/>
+          <w:sz w:val="28"/>
+          <w:szCs w:val="28"/>
+        </w:rPr>
+      </w:pPr>
+      <w:r>
+        <w:rPr>
+          <w:rFonts w:ascii="Sakkal Majalla" w:hAnsi="Sakkal Majalla" w:cs="Sakkal Majalla"/>
+          <w:sz w:val="28"/>
+          <w:szCs w:val="28"/>
+        </w:rPr>
         <w:t>***************************************************</w:t>
       </w:r>
     </w:p>
@@ -1191,13 +1507,36 @@
     <w:p>
       <w:pPr>
         <w:ind w:left="720" w:firstLine="720"/>
-      </w:pPr>
-      <w:r>
+        <w:rPr>
+          <w:rFonts w:ascii="Sakkal Majalla" w:hAnsi="Sakkal Majalla" w:cs="Sakkal Majalla"/>
+          <w:sz w:val="28"/>
+          <w:szCs w:val="28"/>
+        </w:rPr>
+      </w:pPr>
+      <w:r>
+        <w:rPr>
+          <w:rFonts w:ascii="Sakkal Majalla" w:hAnsi="Sakkal Majalla" w:cs="Sakkal Majalla"/>
+          <w:sz w:val="28"/>
+          <w:szCs w:val="28"/>
+        </w:rPr>
         <w:t>***************************************************</w:t>
       </w:r>
     </w:p>
     <w:p>
-      <w:r>
+      <w:pPr>
+        <w:rPr>
+          <w:rFonts w:ascii="Sakkal Majalla" w:hAnsi="Sakkal Majalla" w:cs="Sakkal Majalla"/>
+          <w:sz w:val="28"/>
+          <w:szCs w:val="28"/>
+        </w:rPr>
+      </w:pPr>
+      <w:r>
+        <w:rPr>
+          <w:rFonts w:ascii="Sakkal Majalla" w:hAnsi="Sakkal Majalla" w:cs="Sakkal Majalla"/>
+          <w:noProof/>
+          <w:sz w:val="28"/>
+          <w:szCs w:val="28"/>
+        </w:rPr>
         <w:lastRenderedPageBreak/>
         <w:drawing>
           <wp:inline distT="0" distB="0" distL="0" distR="0" wp14:anchorId="009AF780" wp14:editId="0C4928B7">
@@ -1239,13 +1578,36 @@
     <w:p>
       <w:pPr>
         <w:ind w:left="720" w:firstLine="720"/>
-      </w:pPr>
-      <w:r>
+        <w:rPr>
+          <w:rFonts w:ascii="Sakkal Majalla" w:hAnsi="Sakkal Majalla" w:cs="Sakkal Majalla"/>
+          <w:sz w:val="28"/>
+          <w:szCs w:val="28"/>
+        </w:rPr>
+      </w:pPr>
+      <w:r>
+        <w:rPr>
+          <w:rFonts w:ascii="Sakkal Majalla" w:hAnsi="Sakkal Majalla" w:cs="Sakkal Majalla"/>
+          <w:sz w:val="28"/>
+          <w:szCs w:val="28"/>
+        </w:rPr>
         <w:t>***************************************************</w:t>
       </w:r>
     </w:p>
     <w:p>
-      <w:r>
+      <w:pPr>
+        <w:rPr>
+          <w:rFonts w:ascii="Sakkal Majalla" w:hAnsi="Sakkal Majalla" w:cs="Sakkal Majalla"/>
+          <w:sz w:val="28"/>
+          <w:szCs w:val="28"/>
+        </w:rPr>
+      </w:pPr>
+      <w:r>
+        <w:rPr>
+          <w:rFonts w:ascii="Sakkal Majalla" w:hAnsi="Sakkal Majalla" w:cs="Sakkal Majalla"/>
+          <w:noProof/>
+          <w:sz w:val="28"/>
+          <w:szCs w:val="28"/>
+        </w:rPr>
         <w:drawing>
           <wp:inline distT="0" distB="0" distL="0" distR="0" wp14:anchorId="20427609" wp14:editId="18341836">
             <wp:extent cx="5943600" cy="3054350"/>
@@ -1286,15 +1648,39 @@
     <w:p>
       <w:pPr>
         <w:ind w:left="720" w:firstLine="720"/>
-      </w:pPr>
-      <w:r>
+        <w:rPr>
+          <w:rFonts w:ascii="Sakkal Majalla" w:hAnsi="Sakkal Majalla" w:cs="Sakkal Majalla"/>
+          <w:sz w:val="28"/>
+          <w:szCs w:val="28"/>
+        </w:rPr>
+      </w:pPr>
+      <w:r>
+        <w:rPr>
+          <w:rFonts w:ascii="Sakkal Majalla" w:hAnsi="Sakkal Majalla" w:cs="Sakkal Majalla"/>
+          <w:sz w:val="28"/>
+          <w:szCs w:val="28"/>
+        </w:rPr>
         <w:t>***************************************************</w:t>
       </w:r>
     </w:p>
-    <w:p/>
-    <w:p/>
-    <w:p/>
-    <w:p/>
+    <w:p>
+      <w:pPr>
+        <w:rPr>
+          <w:rFonts w:ascii="Sakkal Majalla" w:hAnsi="Sakkal Majalla" w:cs="Sakkal Majalla"/>
+          <w:sz w:val="28"/>
+          <w:szCs w:val="28"/>
+        </w:rPr>
+      </w:pPr>
+    </w:p>
+    <w:p>
+      <w:pPr>
+        <w:rPr>
+          <w:rFonts w:ascii="Sakkal Majalla" w:hAnsi="Sakkal Majalla" w:cs="Sakkal Majalla"/>
+          <w:sz w:val="28"/>
+          <w:szCs w:val="28"/>
+        </w:rPr>
+      </w:pPr>
+    </w:p>
     <w:p>
       <w:pPr>
         <w:rPr>
@@ -1338,20 +1724,7 @@
           <w:sz w:val="28"/>
           <w:szCs w:val="28"/>
         </w:rPr>
-        <w:t xml:space="preserve"> when </w:t>
-      </w:r>
-      <w:r>
-        <w:rPr>
-          <w:rFonts w:ascii="Sakkal Majalla" w:hAnsi="Sakkal Majalla" w:cs="Sakkal Majalla"/>
-          <w:b/>
-          <w:bCs/>
-          <w:i/>
-          <w:iCs/>
-          <w:color w:val="3A7C22" w:themeColor="accent6" w:themeShade="BF"/>
-          <w:sz w:val="28"/>
-          <w:szCs w:val="28"/>
-        </w:rPr>
-        <w:t>is</w:t>
+        <w:t xml:space="preserve"> when</w:t>
       </w:r>
       <w:r>
         <w:rPr>
@@ -1362,6 +1735,17 @@
           <w:sz w:val="28"/>
           <w:szCs w:val="28"/>
         </w:rPr>
+        <w:t xml:space="preserve"> is</w:t>
+      </w:r>
+      <w:r>
+        <w:rPr>
+          <w:rFonts w:ascii="Sakkal Majalla" w:hAnsi="Sakkal Majalla" w:cs="Sakkal Majalla"/>
+          <w:b/>
+          <w:bCs/>
+          <w:color w:val="3A7C22" w:themeColor="accent6" w:themeShade="BF"/>
+          <w:sz w:val="28"/>
+          <w:szCs w:val="28"/>
+        </w:rPr>
         <w:t> open load testing useful?</w:t>
       </w:r>
     </w:p>
@@ -1487,8 +1871,18 @@
     <w:p>
       <w:pPr>
         <w:ind w:left="720" w:firstLine="720"/>
-      </w:pPr>
-      <w:r>
+        <w:rPr>
+          <w:rFonts w:ascii="Sakkal Majalla" w:hAnsi="Sakkal Majalla" w:cs="Sakkal Majalla"/>
+          <w:sz w:val="28"/>
+          <w:szCs w:val="28"/>
+        </w:rPr>
+      </w:pPr>
+      <w:r>
+        <w:rPr>
+          <w:rFonts w:ascii="Sakkal Majalla" w:hAnsi="Sakkal Majalla" w:cs="Sakkal Majalla"/>
+          <w:sz w:val="28"/>
+          <w:szCs w:val="28"/>
+        </w:rPr>
         <w:t>***************************************************</w:t>
       </w:r>
     </w:p>
@@ -1500,8 +1894,296 @@
           <w:szCs w:val="28"/>
         </w:rPr>
       </w:pPr>
-    </w:p>
-    <w:p/>
+      <w:r>
+        <w:rPr>
+          <w:rFonts w:ascii="Sakkal Majalla" w:hAnsi="Sakkal Majalla" w:cs="Sakkal Majalla"/>
+          <w:sz w:val="28"/>
+          <w:szCs w:val="28"/>
+        </w:rPr>
+        <w:t xml:space="preserve">A single process running </w:t>
+      </w:r>
+      <w:r>
+        <w:rPr>
+          <w:rFonts w:ascii="Sakkal Majalla" w:hAnsi="Sakkal Majalla" w:cs="Sakkal Majalla"/>
+          <w:b/>
+          <w:bCs/>
+          <w:color w:val="3A7C22" w:themeColor="accent6" w:themeShade="BF"/>
+          <w:sz w:val="28"/>
+          <w:szCs w:val="28"/>
+        </w:rPr>
+        <w:t>Locust can simulate a reasonably high throughput</w:t>
+      </w:r>
+      <w:r>
+        <w:rPr>
+          <w:rFonts w:ascii="Sakkal Majalla" w:hAnsi="Sakkal Majalla" w:cs="Sakkal Majalla"/>
+          <w:sz w:val="28"/>
+          <w:szCs w:val="28"/>
+        </w:rPr>
+        <w:t>. For a simple test plan and small payloads</w:t>
+      </w:r>
+      <w:r>
+        <w:rPr>
+          <w:rFonts w:ascii="Sakkal Majalla" w:hAnsi="Sakkal Majalla" w:cs="Sakkal Majalla"/>
+          <w:sz w:val="28"/>
+          <w:szCs w:val="28"/>
+        </w:rPr>
+        <w:t>,</w:t>
+      </w:r>
+      <w:r>
+        <w:rPr>
+          <w:rFonts w:ascii="Sakkal Majalla" w:hAnsi="Sakkal Majalla" w:cs="Sakkal Majalla"/>
+          <w:sz w:val="28"/>
+          <w:szCs w:val="28"/>
+        </w:rPr>
+        <w:t xml:space="preserve"> </w:t>
+      </w:r>
+      <w:r>
+        <w:rPr>
+          <w:rFonts w:ascii="Sakkal Majalla" w:hAnsi="Sakkal Majalla" w:cs="Sakkal Majalla"/>
+          <w:b/>
+          <w:bCs/>
+          <w:color w:val="3A7C22" w:themeColor="accent6" w:themeShade="BF"/>
+          <w:sz w:val="28"/>
+          <w:szCs w:val="28"/>
+        </w:rPr>
+        <w:t>it can make more than a thousand requests per second</w:t>
+      </w:r>
+      <w:r>
+        <w:rPr>
+          <w:rFonts w:ascii="Sakkal Majalla" w:hAnsi="Sakkal Majalla" w:cs="Sakkal Majalla"/>
+          <w:sz w:val="28"/>
+          <w:szCs w:val="28"/>
+        </w:rPr>
+        <w:t>, possibly over ten thousand if you use </w:t>
+      </w:r>
+      <w:hyperlink r:id="rId15" w:anchor="increase-performance" w:history="1">
+        <w:r>
+          <w:rPr>
+            <w:rStyle w:val="Hyperlink"/>
+            <w:rFonts w:ascii="Sakkal Majalla" w:hAnsi="Sakkal Majalla" w:cs="Sakkal Majalla"/>
+            <w:sz w:val="28"/>
+            <w:szCs w:val="28"/>
+          </w:rPr>
+          <w:t>FastHttpUser</w:t>
+        </w:r>
+      </w:hyperlink>
+      <w:r>
+        <w:rPr>
+          <w:rFonts w:ascii="Sakkal Majalla" w:hAnsi="Sakkal Majalla" w:cs="Sakkal Majalla"/>
+          <w:sz w:val="28"/>
+          <w:szCs w:val="28"/>
+        </w:rPr>
+        <w:t>.</w:t>
+      </w:r>
+    </w:p>
+    <w:p>
+      <w:pPr>
+        <w:ind w:left="720" w:firstLine="720"/>
+        <w:rPr>
+          <w:rFonts w:ascii="Sakkal Majalla" w:hAnsi="Sakkal Majalla" w:cs="Sakkal Majalla"/>
+          <w:sz w:val="28"/>
+          <w:szCs w:val="28"/>
+        </w:rPr>
+      </w:pPr>
+      <w:r>
+        <w:rPr>
+          <w:rFonts w:ascii="Sakkal Majalla" w:hAnsi="Sakkal Majalla" w:cs="Sakkal Majalla"/>
+          <w:sz w:val="28"/>
+          <w:szCs w:val="28"/>
+        </w:rPr>
+        <w:t>***************************************************</w:t>
+      </w:r>
+    </w:p>
+    <w:p>
+      <w:pPr>
+        <w:rPr>
+          <w:rFonts w:ascii="Sakkal Majalla" w:hAnsi="Sakkal Majalla" w:cs="Sakkal Majalla"/>
+          <w:sz w:val="28"/>
+          <w:szCs w:val="28"/>
+        </w:rPr>
+      </w:pPr>
+      <w:r>
+        <w:rPr>
+          <w:rFonts w:ascii="Sakkal Majalla" w:hAnsi="Sakkal Majalla" w:cs="Sakkal Majalla"/>
+          <w:sz w:val="28"/>
+          <w:szCs w:val="28"/>
+        </w:rPr>
+        <w:drawing>
+          <wp:inline distT="0" distB="0" distL="0" distR="0" wp14:anchorId="5407DD7B" wp14:editId="3DD3E23F">
+            <wp:extent cx="6286500" cy="2887980"/>
+            <wp:effectExtent l="0" t="0" r="0" b="7620"/>
+            <wp:docPr id="358614706" name="Picture 1"/>
+            <wp:cNvGraphicFramePr>
+              <a:graphicFrameLocks xmlns:a="http://schemas.openxmlformats.org/drawingml/2006/main" noChangeAspect="1"/>
+            </wp:cNvGraphicFramePr>
+            <a:graphic xmlns:a="http://schemas.openxmlformats.org/drawingml/2006/main">
+              <a:graphicData uri="http://schemas.openxmlformats.org/drawingml/2006/picture">
+                <pic:pic xmlns:pic="http://schemas.openxmlformats.org/drawingml/2006/picture">
+                  <pic:nvPicPr>
+                    <pic:cNvPr id="358614706" name=""/>
+                    <pic:cNvPicPr/>
+                  </pic:nvPicPr>
+                  <pic:blipFill>
+                    <a:blip r:embed="rId16"/>
+                    <a:stretch>
+                      <a:fillRect/>
+                    </a:stretch>
+                  </pic:blipFill>
+                  <pic:spPr>
+                    <a:xfrm>
+                      <a:off x="0" y="0"/>
+                      <a:ext cx="6301337" cy="2894796"/>
+                    </a:xfrm>
+                    <a:prstGeom prst="rect">
+                      <a:avLst/>
+                    </a:prstGeom>
+                  </pic:spPr>
+                </pic:pic>
+              </a:graphicData>
+            </a:graphic>
+          </wp:inline>
+        </w:drawing>
+      </w:r>
+    </w:p>
+    <w:p>
+      <w:pPr>
+        <w:ind w:left="720" w:firstLine="720"/>
+        <w:rPr>
+          <w:rFonts w:ascii="Sakkal Majalla" w:hAnsi="Sakkal Majalla" w:cs="Sakkal Majalla"/>
+          <w:sz w:val="28"/>
+          <w:szCs w:val="28"/>
+        </w:rPr>
+      </w:pPr>
+      <w:r>
+        <w:rPr>
+          <w:rFonts w:ascii="Sakkal Majalla" w:hAnsi="Sakkal Majalla" w:cs="Sakkal Majalla"/>
+          <w:sz w:val="28"/>
+          <w:szCs w:val="28"/>
+        </w:rPr>
+        <w:t>***************************************************</w:t>
+      </w:r>
+    </w:p>
+    <w:p>
+      <w:pPr>
+        <w:rPr>
+          <w:rFonts w:ascii="Sakkal Majalla" w:hAnsi="Sakkal Majalla" w:cs="Sakkal Majalla"/>
+          <w:sz w:val="28"/>
+          <w:szCs w:val="28"/>
+        </w:rPr>
+      </w:pPr>
+      <w:r>
+        <w:rPr>
+          <w:rFonts w:ascii="Sakkal Majalla" w:hAnsi="Sakkal Majalla" w:cs="Sakkal Majalla"/>
+          <w:sz w:val="28"/>
+          <w:szCs w:val="28"/>
+        </w:rPr>
+        <w:lastRenderedPageBreak/>
+        <w:drawing>
+          <wp:inline distT="0" distB="0" distL="0" distR="0" wp14:anchorId="2022C744" wp14:editId="05B27BEE">
+            <wp:extent cx="5943600" cy="763905"/>
+            <wp:effectExtent l="0" t="0" r="0" b="0"/>
+            <wp:docPr id="1599169563" name="Picture 1"/>
+            <wp:cNvGraphicFramePr>
+              <a:graphicFrameLocks xmlns:a="http://schemas.openxmlformats.org/drawingml/2006/main" noChangeAspect="1"/>
+            </wp:cNvGraphicFramePr>
+            <a:graphic xmlns:a="http://schemas.openxmlformats.org/drawingml/2006/main">
+              <a:graphicData uri="http://schemas.openxmlformats.org/drawingml/2006/picture">
+                <pic:pic xmlns:pic="http://schemas.openxmlformats.org/drawingml/2006/picture">
+                  <pic:nvPicPr>
+                    <pic:cNvPr id="1599169563" name=""/>
+                    <pic:cNvPicPr/>
+                  </pic:nvPicPr>
+                  <pic:blipFill>
+                    <a:blip r:embed="rId17"/>
+                    <a:stretch>
+                      <a:fillRect/>
+                    </a:stretch>
+                  </pic:blipFill>
+                  <pic:spPr>
+                    <a:xfrm>
+                      <a:off x="0" y="0"/>
+                      <a:ext cx="5943600" cy="763905"/>
+                    </a:xfrm>
+                    <a:prstGeom prst="rect">
+                      <a:avLst/>
+                    </a:prstGeom>
+                  </pic:spPr>
+                </pic:pic>
+              </a:graphicData>
+            </a:graphic>
+          </wp:inline>
+        </w:drawing>
+      </w:r>
+    </w:p>
+    <w:p>
+      <w:pPr>
+        <w:ind w:left="720" w:firstLine="720"/>
+        <w:rPr>
+          <w:rFonts w:ascii="Sakkal Majalla" w:hAnsi="Sakkal Majalla" w:cs="Sakkal Majalla"/>
+          <w:sz w:val="28"/>
+          <w:szCs w:val="28"/>
+        </w:rPr>
+      </w:pPr>
+      <w:r>
+        <w:rPr>
+          <w:rFonts w:ascii="Sakkal Majalla" w:hAnsi="Sakkal Majalla" w:cs="Sakkal Majalla"/>
+          <w:sz w:val="28"/>
+          <w:szCs w:val="28"/>
+        </w:rPr>
+        <w:t>***************************************************</w:t>
+      </w:r>
+    </w:p>
+    <w:p>
+      <w:pPr>
+        <w:rPr>
+          <w:rFonts w:ascii="Sakkal Majalla" w:hAnsi="Sakkal Majalla" w:cs="Sakkal Majalla"/>
+          <w:sz w:val="28"/>
+          <w:szCs w:val="28"/>
+        </w:rPr>
+      </w:pPr>
+      <w:r>
+        <w:rPr>
+          <w:rFonts w:ascii="Sakkal Majalla" w:hAnsi="Sakkal Majalla" w:cs="Sakkal Majalla"/>
+          <w:sz w:val="28"/>
+          <w:szCs w:val="28"/>
+        </w:rPr>
+        <w:drawing>
+          <wp:inline distT="0" distB="0" distL="0" distR="0" wp14:anchorId="702F2F2A" wp14:editId="6096EA35">
+            <wp:extent cx="5943600" cy="2473960"/>
+            <wp:effectExtent l="0" t="0" r="0" b="2540"/>
+            <wp:docPr id="2104944933" name="Picture 1"/>
+            <wp:cNvGraphicFramePr>
+              <a:graphicFrameLocks xmlns:a="http://schemas.openxmlformats.org/drawingml/2006/main" noChangeAspect="1"/>
+            </wp:cNvGraphicFramePr>
+            <a:graphic xmlns:a="http://schemas.openxmlformats.org/drawingml/2006/main">
+              <a:graphicData uri="http://schemas.openxmlformats.org/drawingml/2006/picture">
+                <pic:pic xmlns:pic="http://schemas.openxmlformats.org/drawingml/2006/picture">
+                  <pic:nvPicPr>
+                    <pic:cNvPr id="2104944933" name=""/>
+                    <pic:cNvPicPr/>
+                  </pic:nvPicPr>
+                  <pic:blipFill>
+                    <a:blip r:embed="rId18"/>
+                    <a:stretch>
+                      <a:fillRect/>
+                    </a:stretch>
+                  </pic:blipFill>
+                  <pic:spPr>
+                    <a:xfrm>
+                      <a:off x="0" y="0"/>
+                      <a:ext cx="5943600" cy="2473960"/>
+                    </a:xfrm>
+                    <a:prstGeom prst="rect">
+                      <a:avLst/>
+                    </a:prstGeom>
+                  </pic:spPr>
+                </pic:pic>
+              </a:graphicData>
+            </a:graphic>
+          </wp:inline>
+        </w:drawing>
+      </w:r>
+    </w:p>
     <w:sectPr>
       <w:pgSz w:w="12240" w:h="15840"/>
       <w:pgMar w:top="1440" w:right="1440" w:bottom="1440" w:left="1440" w:header="720" w:footer="720" w:gutter="0"/>
